--- a/klagomål/A 17606-2026 FSC-klagomål.docx
+++ b/klagomål/A 17606-2026 FSC-klagomål.docx
@@ -942,7 +942,7 @@
     <w:r>
       <w:tab/>
       <w:tab/>
-      <w:t>2026-05-16</w:t>
+      <w:t>2026-05-17</w:t>
       <w:br/>
       <w:br/>
     </w:r>

--- a/klagomål/A 17606-2026 FSC-klagomål.docx
+++ b/klagomål/A 17606-2026 FSC-klagomål.docx
@@ -942,7 +942,7 @@
     <w:r>
       <w:tab/>
       <w:tab/>
-      <w:t>2026-05-17</w:t>
+      <w:t>2026-05-18</w:t>
       <w:br/>
       <w:br/>
     </w:r>

--- a/klagomål/A 17606-2026 FSC-klagomål.docx
+++ b/klagomål/A 17606-2026 FSC-klagomål.docx
@@ -942,7 +942,7 @@
     <w:r>
       <w:tab/>
       <w:tab/>
-      <w:t>2026-05-18</w:t>
+      <w:t>2026-05-19</w:t>
       <w:br/>
       <w:br/>
     </w:r>

--- a/klagomål/A 17606-2026 FSC-klagomål.docx
+++ b/klagomål/A 17606-2026 FSC-klagomål.docx
@@ -942,7 +942,7 @@
     <w:r>
       <w:tab/>
       <w:tab/>
-      <w:t>2026-05-19</w:t>
+      <w:t>2026-05-20</w:t>
       <w:br/>
       <w:br/>
     </w:r>

--- a/klagomål/A 17606-2026 FSC-klagomål.docx
+++ b/klagomål/A 17606-2026 FSC-klagomål.docx
@@ -942,7 +942,7 @@
     <w:r>
       <w:tab/>
       <w:tab/>
-      <w:t>2026-05-20</w:t>
+      <w:t>2026-05-21</w:t>
       <w:br/>
       <w:br/>
     </w:r>

--- a/klagomål/A 17606-2026 FSC-klagomål.docx
+++ b/klagomål/A 17606-2026 FSC-klagomål.docx
@@ -942,7 +942,7 @@
     <w:r>
       <w:tab/>
       <w:tab/>
-      <w:t>2026-05-21</w:t>
+      <w:t>2026-05-22</w:t>
       <w:br/>
       <w:br/>
     </w:r>

--- a/klagomål/A 17606-2026 FSC-klagomål.docx
+++ b/klagomål/A 17606-2026 FSC-klagomål.docx
@@ -942,7 +942,7 @@
     <w:r>
       <w:tab/>
       <w:tab/>
-      <w:t>2026-05-22</w:t>
+      <w:t>2026-05-23</w:t>
       <w:br/>
       <w:br/>
     </w:r>

--- a/klagomål/A 17606-2026 FSC-klagomål.docx
+++ b/klagomål/A 17606-2026 FSC-klagomål.docx
@@ -942,7 +942,7 @@
     <w:r>
       <w:tab/>
       <w:tab/>
-      <w:t>2026-05-23</w:t>
+      <w:t>2026-05-24</w:t>
       <w:br/>
       <w:br/>
     </w:r>

--- a/klagomål/A 17606-2026 FSC-klagomål.docx
+++ b/klagomål/A 17606-2026 FSC-klagomål.docx
@@ -942,7 +942,7 @@
     <w:r>
       <w:tab/>
       <w:tab/>
-      <w:t>2026-05-24</w:t>
+      <w:t>2026-05-25</w:t>
       <w:br/>
       <w:br/>
     </w:r>

--- a/klagomål/A 17606-2026 FSC-klagomål.docx
+++ b/klagomål/A 17606-2026 FSC-klagomål.docx
@@ -942,7 +942,7 @@
     <w:r>
       <w:tab/>
       <w:tab/>
-      <w:t>2026-05-25</w:t>
+      <w:t>2026-05-26</w:t>
       <w:br/>
       <w:br/>
     </w:r>

--- a/klagomål/A 17606-2026 FSC-klagomål.docx
+++ b/klagomål/A 17606-2026 FSC-klagomål.docx
@@ -942,7 +942,7 @@
     <w:r>
       <w:tab/>
       <w:tab/>
-      <w:t>2026-05-26</w:t>
+      <w:t>2026-05-27</w:t>
       <w:br/>
       <w:br/>
     </w:r>

--- a/klagomål/A 17606-2026 FSC-klagomål.docx
+++ b/klagomål/A 17606-2026 FSC-klagomål.docx
@@ -942,7 +942,7 @@
     <w:r>
       <w:tab/>
       <w:tab/>
-      <w:t>2026-05-27</w:t>
+      <w:t>2026-05-28</w:t>
       <w:br/>
       <w:br/>
     </w:r>

--- a/klagomål/A 17606-2026 FSC-klagomål.docx
+++ b/klagomål/A 17606-2026 FSC-klagomål.docx
@@ -942,7 +942,7 @@
     <w:r>
       <w:tab/>
       <w:tab/>
-      <w:t>2026-05-28</w:t>
+      <w:t>2026-05-29</w:t>
       <w:br/>
       <w:br/>
     </w:r>

--- a/klagomål/A 17606-2026 FSC-klagomål.docx
+++ b/klagomål/A 17606-2026 FSC-klagomål.docx
@@ -942,7 +942,7 @@
     <w:r>
       <w:tab/>
       <w:tab/>
-      <w:t>2026-05-29</w:t>
+      <w:t>2026-05-30</w:t>
       <w:br/>
       <w:br/>
     </w:r>

--- a/klagomål/A 17606-2026 FSC-klagomål.docx
+++ b/klagomål/A 17606-2026 FSC-klagomål.docx
@@ -942,7 +942,7 @@
     <w:r>
       <w:tab/>
       <w:tab/>
-      <w:t>2026-05-30</w:t>
+      <w:t>2026-05-31</w:t>
       <w:br/>
       <w:br/>
     </w:r>

--- a/klagomål/A 17606-2026 FSC-klagomål.docx
+++ b/klagomål/A 17606-2026 FSC-klagomål.docx
@@ -942,7 +942,7 @@
     <w:r>
       <w:tab/>
       <w:tab/>
-      <w:t>2026-05-31</w:t>
+      <w:t>2026-06-01</w:t>
       <w:br/>
       <w:br/>
     </w:r>

--- a/klagomål/A 17606-2026 FSC-klagomål.docx
+++ b/klagomål/A 17606-2026 FSC-klagomål.docx
@@ -942,7 +942,7 @@
     <w:r>
       <w:tab/>
       <w:tab/>
-      <w:t>2026-06-01</w:t>
+      <w:t>2026-06-02</w:t>
       <w:br/>
       <w:br/>
     </w:r>

--- a/klagomål/A 17606-2026 FSC-klagomål.docx
+++ b/klagomål/A 17606-2026 FSC-klagomål.docx
@@ -942,7 +942,7 @@
     <w:r>
       <w:tab/>
       <w:tab/>
-      <w:t>2026-06-02</w:t>
+      <w:t>2026-06-03</w:t>
       <w:br/>
       <w:br/>
     </w:r>

--- a/klagomål/A 17606-2026 FSC-klagomål.docx
+++ b/klagomål/A 17606-2026 FSC-klagomål.docx
@@ -942,7 +942,7 @@
     <w:r>
       <w:tab/>
       <w:tab/>
-      <w:t>2026-06-03</w:t>
+      <w:t>2026-06-04</w:t>
       <w:br/>
       <w:br/>
     </w:r>

--- a/klagomål/A 17606-2026 FSC-klagomål.docx
+++ b/klagomål/A 17606-2026 FSC-klagomål.docx
@@ -942,7 +942,7 @@
     <w:r>
       <w:tab/>
       <w:tab/>
-      <w:t>2026-06-04</w:t>
+      <w:t>2026-06-05</w:t>
       <w:br/>
       <w:br/>
     </w:r>

--- a/klagomål/A 17606-2026 FSC-klagomål.docx
+++ b/klagomål/A 17606-2026 FSC-klagomål.docx
@@ -942,7 +942,7 @@
     <w:r>
       <w:tab/>
       <w:tab/>
-      <w:t>2026-06-05</w:t>
+      <w:t>2026-06-06</w:t>
       <w:br/>
       <w:br/>
     </w:r>

--- a/klagomål/A 17606-2026 FSC-klagomål.docx
+++ b/klagomål/A 17606-2026 FSC-klagomål.docx
@@ -942,7 +942,7 @@
     <w:r>
       <w:tab/>
       <w:tab/>
-      <w:t>2026-06-06</w:t>
+      <w:t>2026-06-07</w:t>
       <w:br/>
       <w:br/>
     </w:r>

--- a/klagomål/A 17606-2026 FSC-klagomål.docx
+++ b/klagomål/A 17606-2026 FSC-klagomål.docx
@@ -942,7 +942,7 @@
     <w:r>
       <w:tab/>
       <w:tab/>
-      <w:t>2026-06-07</w:t>
+      <w:t>2026-06-08</w:t>
       <w:br/>
       <w:br/>
     </w:r>

--- a/klagomål/A 17606-2026 FSC-klagomål.docx
+++ b/klagomål/A 17606-2026 FSC-klagomål.docx
@@ -942,7 +942,7 @@
     <w:r>
       <w:tab/>
       <w:tab/>
-      <w:t>2026-06-08</w:t>
+      <w:t>2026-06-09</w:t>
       <w:br/>
       <w:br/>
     </w:r>

--- a/klagomål/A 17606-2026 FSC-klagomål.docx
+++ b/klagomål/A 17606-2026 FSC-klagomål.docx
@@ -942,7 +942,7 @@
     <w:r>
       <w:tab/>
       <w:tab/>
-      <w:t>2026-06-09</w:t>
+      <w:t>2026-06-10</w:t>
       <w:br/>
       <w:br/>
     </w:r>

--- a/klagomål/A 17606-2026 FSC-klagomål.docx
+++ b/klagomål/A 17606-2026 FSC-klagomål.docx
@@ -942,7 +942,7 @@
     <w:r>
       <w:tab/>
       <w:tab/>
-      <w:t>2026-06-10</w:t>
+      <w:t>2026-06-11</w:t>
       <w:br/>
       <w:br/>
     </w:r>

--- a/klagomål/A 17606-2026 FSC-klagomål.docx
+++ b/klagomål/A 17606-2026 FSC-klagomål.docx
@@ -942,7 +942,7 @@
     <w:r>
       <w:tab/>
       <w:tab/>
-      <w:t>2026-06-11</w:t>
+      <w:t>2026-06-12</w:t>
       <w:br/>
       <w:br/>
     </w:r>

--- a/klagomål/A 17606-2026 FSC-klagomål.docx
+++ b/klagomål/A 17606-2026 FSC-klagomål.docx
@@ -942,7 +942,7 @@
     <w:r>
       <w:tab/>
       <w:tab/>
-      <w:t>2026-06-12</w:t>
+      <w:t>2026-06-13</w:t>
       <w:br/>
       <w:br/>
     </w:r>

--- a/klagomål/A 17606-2026 FSC-klagomål.docx
+++ b/klagomål/A 17606-2026 FSC-klagomål.docx
@@ -942,7 +942,7 @@
     <w:r>
       <w:tab/>
       <w:tab/>
-      <w:t>2026-06-13</w:t>
+      <w:t>2026-06-14</w:t>
       <w:br/>
       <w:br/>
     </w:r>

--- a/klagomål/A 17606-2026 FSC-klagomål.docx
+++ b/klagomål/A 17606-2026 FSC-klagomål.docx
@@ -942,7 +942,7 @@
     <w:r>
       <w:tab/>
       <w:tab/>
-      <w:t>2026-06-15</w:t>
+      <w:t>2026-06-16</w:t>
       <w:br/>
       <w:br/>
     </w:r>

--- a/klagomål/A 17606-2026 FSC-klagomål.docx
+++ b/klagomål/A 17606-2026 FSC-klagomål.docx
@@ -942,7 +942,7 @@
     <w:r>
       <w:tab/>
       <w:tab/>
-      <w:t>2026-06-16</w:t>
+      <w:t>2026-06-17</w:t>
       <w:br/>
       <w:br/>
     </w:r>

--- a/klagomål/A 17606-2026 FSC-klagomål.docx
+++ b/klagomål/A 17606-2026 FSC-klagomål.docx
@@ -1,6 +1,6 @@
 
 <file path=word/document.xml><?xml version="1.0" encoding="utf-8"?>
-<w:document xmlns:wpc="http://schemas.microsoft.com/office/word/2010/wordprocessingCanvas" xmlns:cx="http://schemas.microsoft.com/office/drawing/2014/chartex" xmlns:cx1="http://schemas.microsoft.com/office/drawing/2015/9/8/chartex" xmlns:cx2="http://schemas.microsoft.com/office/drawing/2015/10/21/chartex" xmlns:cx3="http://schemas.microsoft.com/office/drawing/2016/5/9/chartex" xmlns:cx4="http://schemas.microsoft.com/office/drawing/2016/5/10/chartex" xmlns:cx5="http://schemas.microsoft.com/office/drawing/2016/5/11/chartex" xmlns:cx6="http://schemas.microsoft.com/office/drawing/2016/5/12/chartex" xmlns:cx7="http://schemas.microsoft.com/office/drawing/2016/5/13/chartex" xmlns:cx8="http://schemas.microsoft.com/office/drawing/2016/5/14/chartex" xmlns:mc="http://schemas.openxmlformats.org/markup-compatibility/2006" xmlns:aink="http://schemas.microsoft.com/office/drawing/2016/ink" xmlns:am3d="http://schemas.microsoft.com/office/drawing/2017/model3d" xmlns:o="urn:schemas-microsoft-com:office:office" xmlns:oel="http://schemas.microsoft.com/office/2019/extlst" xmlns:r="http://schemas.openxmlformats.org/officeDocument/2006/relationships" xmlns:m="http://schemas.openxmlformats.org/officeDocument/2006/math" xmlns:v="urn:schemas-microsoft-com:vml" xmlns:wp14="http://schemas.microsoft.com/office/word/2010/wordprocessingDrawing" xmlns:wp="http://schemas.openxmlformats.org/drawingml/2006/wordprocessingDrawing" xmlns:w10="urn:schemas-microsoft-com:office:word" xmlns:w="http://schemas.openxmlformats.org/wordprocessingml/2006/main" xmlns:w14="http://schemas.microsoft.com/office/word/2010/wordml" xmlns:w15="http://schemas.microsoft.com/office/word/2012/wordml" xmlns:w16cex="http://schemas.microsoft.com/office/word/2018/wordml/cex" xmlns:w16cid="http://schemas.microsoft.com/office/word/2016/wordml/cid" xmlns:w16="http://schemas.microsoft.com/office/word/2018/wordml" xmlns:w16sdtdh="http://schemas.microsoft.com/office/word/2020/wordml/sdtdatahash" xmlns:w16se="http://schemas.microsoft.com/office/word/2015/wordml/symex" xmlns:wpg="http://schemas.microsoft.com/office/word/2010/wordprocessingGroup" xmlns:wpi="http://schemas.microsoft.com/office/word/2010/wordprocessingInk" xmlns:wne="http://schemas.microsoft.com/office/word/2006/wordml" xmlns:wps="http://schemas.microsoft.com/office/word/2010/wordprocessingShape" mc:Ignorable="w14 w15 w16se w16cid w16 w16cex w16sdtdh wp14">
+<w:document xmlns:wpc="http://schemas.microsoft.com/office/word/2010/wordprocessingCanvas" xmlns:cx="http://schemas.microsoft.com/office/drawing/2014/chartex" xmlns:cx1="http://schemas.microsoft.com/office/drawing/2015/9/8/chartex" xmlns:cx2="http://schemas.microsoft.com/office/drawing/2015/10/21/chartex" xmlns:cx3="http://schemas.microsoft.com/office/drawing/2016/5/9/chartex" xmlns:cx4="http://schemas.microsoft.com/office/drawing/2016/5/10/chartex" xmlns:cx5="http://schemas.microsoft.com/office/drawing/2016/5/11/chartex" xmlns:cx6="http://schemas.microsoft.com/office/drawing/2016/5/12/chartex" xmlns:cx7="http://schemas.microsoft.com/office/drawing/2016/5/13/chartex" xmlns:cx8="http://schemas.microsoft.com/office/drawing/2016/5/14/chartex" xmlns:mc="http://schemas.openxmlformats.org/markup-compatibility/2006" xmlns:aink="http://schemas.microsoft.com/office/drawing/2016/ink" xmlns:am3d="http://schemas.microsoft.com/office/drawing/2017/model3d" xmlns:o="urn:schemas-microsoft-com:office:office" xmlns:oel="http://schemas.microsoft.com/office/2019/extlst" xmlns:r="http://schemas.openxmlformats.org/officeDocument/2006/relationships" xmlns:m="http://schemas.openxmlformats.org/officeDocument/2006/math" xmlns:v="urn:schemas-microsoft-com:vml" xmlns:wp14="http://schemas.microsoft.com/office/word/2010/wordprocessingDrawing" xmlns:wp="http://schemas.openxmlformats.org/drawingml/2006/wordprocessingDrawing" xmlns:w10="urn:schemas-microsoft-com:office:word" xmlns:w="http://schemas.openxmlformats.org/wordprocessingml/2006/main" xmlns:w14="http://schemas.microsoft.com/office/word/2010/wordml" xmlns:w15="http://schemas.microsoft.com/office/word/2012/wordml" xmlns:w16cex="http://schemas.microsoft.com/office/word/2018/wordml/cex" xmlns:w16cid="http://schemas.microsoft.com/office/word/2016/wordml/cid" xmlns:w16="http://schemas.microsoft.com/office/word/2018/wordml" xmlns:w16du="http://schemas.microsoft.com/office/word/2023/wordml/word16du" xmlns:w16sdtdh="http://schemas.microsoft.com/office/word/2020/wordml/sdtdatahash" xmlns:w16sdtfl="http://schemas.microsoft.com/office/word/2024/wordml/sdtformatlock" xmlns:w16se="http://schemas.microsoft.com/office/word/2015/wordml/symex" xmlns:wpg="http://schemas.microsoft.com/office/word/2010/wordprocessingGroup" xmlns:wpi="http://schemas.microsoft.com/office/word/2010/wordprocessingInk" xmlns:wne="http://schemas.microsoft.com/office/word/2006/wordml" xmlns:wps="http://schemas.microsoft.com/office/word/2010/wordprocessingShape" mc:Ignorable="w14 w15 w16se w16cid w16 w16cex w16sdtdh w16sdtfl w16du wp14">
   <w:body>
     <w:p>
       <w:r>
@@ -168,7 +168,7 @@
     </w:p>
     <w:p>
       <w:r>
-        <w:t>Detta dokument behandlar höga naturvärden i avverkningsanmälan A 17606-2026 i Krokoms kommun. Denna avverkningsanmälan inkom 2026-02-26 00:00:00 och omfattar 14,0 ha.</w:t>
+        <w:t>Detta dokument behandlar höga naturvärden i avverkningsanmälan A 17606-2026 i Krokoms kommun som inkom 2026-02-26 och omfattar 14,0 ha.</w:t>
       </w:r>
     </w:p>
     <w:p>
@@ -191,12 +191,15 @@
     </w:p>
     <w:p>
       <w:r>
-        <w:t>I avverkningsanmälan har följande 1 naturvårdsarter hittats: tretåig hackspett (NT, §4). Av dessa är 1 rödlistade. För rödlistade arter har rödlistekategorin angivits inom parentes. För fridlysta arter anges även paragrafen i Artskyddsförordningen som arten är fridlyst enligt.</w:t>
+        <w:t>I och inom 21 meter från avverkningsanmälan har följande 2 naturvårdsarter hittats: tretåig hackspett (NT, T, §4) och fläcknycklar (§8). Av dessa är 1 rödlistade. För rödlistade arter har rödlistekategorin angivits inom parentes. Typiska arter inom Natura 2000 som är kopplade till skogsekosystem har markerats med (T). För fridlysta arter anges även paragrafen i Artskyddsförordningen som arten är fridlyst enligt.</w:t>
       </w:r>
     </w:p>
     <w:p>
       <w:r>
-        <w:t>De påträffade naturvårdsarterna är ett tydligt kvitto på att detta rör sig om en skog med höga naturvärden. I Figur 1 visas en karta över det avverkningsanmälda området, där samtliga fyndplatser för naturvårdsarter som finns registrerade på Artportalen har markerats.</w:t>
+        <w:t>De påträffade naturvårdsarterna är ett tydligt kvitto på att det rör sig om en skog med höga naturvärden.</w:t>
+      </w:r>
+      <w:r>
+        <w:t xml:space="preserve"> I Figur 1 visas fyndplatser för naturvårdsarter i området, som finns registrerade på Artportalen.</w:t>
       </w:r>
     </w:p>
     <w:p>
@@ -206,7 +209,7 @@
       <w:r>
         <w:drawing>
           <wp:inline xmlns:a="http://schemas.openxmlformats.org/drawingml/2006/main" xmlns:pic="http://schemas.openxmlformats.org/drawingml/2006/picture">
-            <wp:extent cx="5486400" cy="2885160"/>
+            <wp:extent cx="5486400" cy="3689651"/>
             <wp:docPr id="1" name="Picture 1"/>
             <wp:cNvGraphicFramePr>
               <a:graphicFrameLocks noChangeAspect="1"/>
@@ -227,7 +230,7 @@
                   <pic:spPr>
                     <a:xfrm>
                       <a:off x="0" y="0"/>
-                      <a:ext cx="5486400" cy="2885160"/>
+                      <a:ext cx="5486400" cy="3689651"/>
                     </a:xfrm>
                     <a:prstGeom prst="rect"/>
                   </pic:spPr>
@@ -241,9 +244,71 @@
     <w:p>
       <w:pPr>
         <w:pStyle w:val="Caption"/>
+        <w:spacing w:after="240"/>
       </w:pPr>
       <w:r>
-        <w:t>Figur 1. Fyndplatser för naturvårdsarter i det avverkningsanmälda området (röd linje). Markörer utan svart kant är placerade på fyndplatsen. Markörer med svart kant är placerade vid sidan av fyndplatsen och har ett svart streck som visar fyndplatsens exakta position. Kartans mittpunktskoordinat är N 7104467, E 462436 i SWEREF 99 TM.</w:t>
+        <w:t>Figur 1. Fyndplatser för naturvårdsarter i och inom 21 meter från avverkningsanmälan (röd linje). Markörer utan svart kant är placerade på fyndplatsen. Markörer med svart kant är placerade vid sidan av fyndplatsen och har ett svart streck som visar fyndplatsens exakta position. Kartans mittpunktskoordinat är N 7104467, E 462436 i SWEREF 99 TM.</w:t>
+      </w:r>
+    </w:p>
+    <w:p>
+      <w:pPr>
+        <w:pStyle w:val="Heading2"/>
+      </w:pPr>
+      <w:r>
+        <w:t>Fridlysta arter</w:t>
+      </w:r>
+    </w:p>
+    <w:p>
+      <w:r>
+        <w:t>Följande fridlysta arter har sina livsmiljöer och växtplatser i den avverkningsanmälda skogen: tretåig hackspett (NT, T, §4) och fläcknycklar (§8).</w:t>
+      </w:r>
+    </w:p>
+    <w:p>
+      <w:r>
+        <w:t xml:space="preserve">Observera att medlemsländerna är skyldiga att agera i enlighet med EU:s fågeldirektiv där det uttryckligen står att direktivet gäller för fåglar samt för deras ägg, bon och </w:t>
+      </w:r>
+      <w:r>
+        <w:rPr>
+          <w:b/>
+        </w:rPr>
+        <w:t xml:space="preserve">livsmiljöer </w:t>
+      </w:r>
+      <w:r>
+        <w:t>(artikel 1). Vidare att de åtgärder som vidtas inte får leda till en försämring av den nuvarande situationen beträffande bevarandet av de fågelarter som avses i artikel 1 (artikel 13). Fågeldirektivet är styrande för tillsynsansvariga myndigheters ärendehantering, ställningstaganden och beslutsfattande.</w:t>
+      </w:r>
+    </w:p>
+    <w:p>
+      <w:r>
+        <w:rPr>
+          <w:b/>
+        </w:rPr>
+        <w:t>Tretåig hackspett (NT, §4)</w:t>
+      </w:r>
+      <w:r>
+        <w:t xml:space="preserve"> är rödlistad som nära hotad och ingår i bilaga 1 i EU:s fågeldirektiv. Tretåig hackspett är för sin överlevnad beroende av kontinuerlig tillförsel av äldre döende och död ved, som sker genom naturliga självgallringsprocesser i äldre grannaturskogar och barrblandade naturskogar. Om en skog genom skogsbruk gallras eller glesas ur så upphör och uteblir i stort sett den naturliga självgallringsprocessen för mycket lång tid framöver vilket omöjliggör upprätthållandet av den kontinuerliga ekologiska funktionen i ett område. Det finns studier som visar att naturskogens självgallringsprocess som den tretåiga hackspetten är beroende av, inte kan ersättas med efterlämnad hänsyn i skogsbruket (Imbeau &amp; Desrochers, 2002). Storleken på häckningsreviret varierar med skogstypen, förekomsten av död ved och graden av fragmentering, men är i allmänhet i storleksordningen 25–100 hektar. Vintertid krävs ofta betydligt större områden och det finns studier som antyder att arten behöver minst 100 hektar äldre skog. I områden med låg bonitet kan det behövas över 200 hektar lämpligt habitat för att ett par ska kunna reproducera sig. Områden med dokumenterad permanent förekomst i naturskogsmiljöer har vanligen så stora naturvärden att skogsbruk är olämpligt. Tretåig hackspett är typisk art för </w:t>
+      </w:r>
+      <w:r>
+        <w:rPr>
+          <w:i/>
+        </w:rPr>
+        <w:t xml:space="preserve">9010 Taiga, 9740 Skogsbevuxen myr, 9030 Landhöjningsskog </w:t>
+      </w:r>
+      <w:r>
+        <w:t xml:space="preserve">och </w:t>
+      </w:r>
+      <w:r>
+        <w:rPr>
+          <w:i/>
+        </w:rPr>
+        <w:t>9040 Fjällbjörkskog</w:t>
+      </w:r>
+      <w:r>
+        <w:t xml:space="preserve"> (Skogsstyrelsen, 2016; SLU Artdatabanken, 2024).</w:t>
+      </w:r>
+    </w:p>
+    <w:p>
+      <w:r>
+        <w:t>I BILAGA 1 finns mer detaljerad information om ekologi samt krav på livsmiljö hos fridlysta arter.</w:t>
       </w:r>
     </w:p>
     <w:p>
@@ -251,67 +316,6 @@
         <w:pStyle w:val="Heading1"/>
       </w:pPr>
       <w:r>
-        <w:t>Fridlysta arter</w:t>
-      </w:r>
-    </w:p>
-    <w:p>
-      <w:r>
-        <w:t>Följande fridlysta arter har sina livsmiljöer och växtplatser i den avverkningsanmälda skogen: tretåig hackspett (NT, §4).</w:t>
-      </w:r>
-    </w:p>
-    <w:p>
-      <w:r>
-        <w:t xml:space="preserve">Observera att medlemsländerna är skyldiga att agera i enlighet med EU:s fågeldirektiv där det uttryckligen står att direktivet gäller för fåglar samt för deras ägg, bon och </w:t>
-      </w:r>
-      <w:r>
-        <w:rPr>
-          <w:b/>
-        </w:rPr>
-        <w:t xml:space="preserve">livsmiljöer </w:t>
-      </w:r>
-      <w:r>
-        <w:t>(artikel 1). Vidare att de åtgärder som vidtas inte får leda till en försämring av den nuvarande situationen beträffande bevarandet av de fågelarter som avses i artikel 1 (artikel 13). Fågeldirektivet är styrande för tillsynsansvariga myndigheters ärendehantering, ställningstaganden och beslutsfattande.</w:t>
-      </w:r>
-    </w:p>
-    <w:p>
-      <w:r>
-        <w:rPr>
-          <w:b/>
-        </w:rPr>
-        <w:t>Tretåig hackspett (NT, §4)</w:t>
-      </w:r>
-      <w:r>
-        <w:t xml:space="preserve"> är rödlistad som nära hotad och ingår i bilaga 1 i EU:s fågeldirektiv. Tretåig hackspett är för sin överlevnad beroende av kontinuerlig tillförsel av äldre döende och död ved, som sker genom naturliga självgallringsprocesser i äldre grannaturskogar och barrblandade naturskogar. Om en skog genom skogsbruk gallras eller glesas ur så upphör och uteblir i stort sett den naturliga självgallringsprocessen för mycket lång tid framöver vilket omöjliggör upprätthållandet av den kontinuerliga ekologiska funktionen i ett område. Det finns studier som visar att naturskogens självgallringsprocess som den tretåiga hackspetten är beroende av, inte kan ersättas med efterlämnad hänsyn i skogsbruket (Imbeau &amp; Desrochers, 2002). Storleken på häckningsreviret varierar med skogstypen, förekomsten av död ved och graden av fragmentering, men är i allmänhet i storleksordningen 25–100 hektar. Vintertid krävs ofta betydligt större områden och det finns studier som antyder att arten behöver minst 100 hektar äldre skog. I områden med låg bonitet kan det behövas över 200 hektar lämpligt habitat för att ett par ska kunna reproducera sig. Områden med dokumenterad permanent förekomst i naturskogsmiljöer har vanligen så stora naturvärden att skogsbruk är olämpligt. Tretåig hackspett är typisk art för </w:t>
-      </w:r>
-      <w:r>
-        <w:rPr>
-          <w:i/>
-        </w:rPr>
-        <w:t xml:space="preserve">9010 Taiga, 9740 Skogsbevuxen myr, 9030 Landhöjningsskog </w:t>
-      </w:r>
-      <w:r>
-        <w:t xml:space="preserve">och </w:t>
-      </w:r>
-      <w:r>
-        <w:rPr>
-          <w:i/>
-        </w:rPr>
-        <w:t>9040 Fjällbjörkskog</w:t>
-      </w:r>
-      <w:r>
-        <w:t xml:space="preserve"> (Skogsstyrelsen, 2016; SLU Artdatabanken, 2024).</w:t>
-      </w:r>
-    </w:p>
-    <w:p>
-      <w:r>
-        <w:t>I BILAGA 1 finns mer detaljerad information om ekologi samt krav på livsmiljö hos fridlysta arter.</w:t>
-      </w:r>
-    </w:p>
-    <w:p>
-      <w:pPr>
-        <w:pStyle w:val="Heading1"/>
-      </w:pPr>
-      <w:r>
         <w:t>Certifiering</w:t>
       </w:r>
     </w:p>
@@ -413,7 +417,7 @@
         <w:rPr>
           <w:i/>
         </w:rPr>
-        <w:t>I det avverkningsanmälda skogsområdet har 1 naturvårdsarter varav 1 rödlistade arter sina livsmiljöer och växtplatser.</w:t>
+        <w:t>I det avverkningsanmälda skogsområdet har 2 naturvårdsarter varav 1 rödlistade arter sina livsmiljöer och växtplatser.</w:t>
       </w:r>
     </w:p>
     <w:p>
@@ -832,7 +836,7 @@
 </file>
 
 <file path=word/endnotes.xml><?xml version="1.0" encoding="utf-8"?>
-<w:endnotes xmlns:wpc="http://schemas.microsoft.com/office/word/2010/wordprocessingCanvas" xmlns:cx="http://schemas.microsoft.com/office/drawing/2014/chartex" xmlns:cx1="http://schemas.microsoft.com/office/drawing/2015/9/8/chartex" xmlns:cx2="http://schemas.microsoft.com/office/drawing/2015/10/21/chartex" xmlns:cx3="http://schemas.microsoft.com/office/drawing/2016/5/9/chartex" xmlns:cx4="http://schemas.microsoft.com/office/drawing/2016/5/10/chartex" xmlns:cx5="http://schemas.microsoft.com/office/drawing/2016/5/11/chartex" xmlns:cx6="http://schemas.microsoft.com/office/drawing/2016/5/12/chartex" xmlns:cx7="http://schemas.microsoft.com/office/drawing/2016/5/13/chartex" xmlns:cx8="http://schemas.microsoft.com/office/drawing/2016/5/14/chartex" xmlns:mc="http://schemas.openxmlformats.org/markup-compatibility/2006" xmlns:aink="http://schemas.microsoft.com/office/drawing/2016/ink" xmlns:am3d="http://schemas.microsoft.com/office/drawing/2017/model3d" xmlns:o="urn:schemas-microsoft-com:office:office" xmlns:oel="http://schemas.microsoft.com/office/2019/extlst" xmlns:r="http://schemas.openxmlformats.org/officeDocument/2006/relationships" xmlns:m="http://schemas.openxmlformats.org/officeDocument/2006/math" xmlns:v="urn:schemas-microsoft-com:vml" xmlns:wp14="http://schemas.microsoft.com/office/word/2010/wordprocessingDrawing" xmlns:wp="http://schemas.openxmlformats.org/drawingml/2006/wordprocessingDrawing" xmlns:w10="urn:schemas-microsoft-com:office:word" xmlns:w="http://schemas.openxmlformats.org/wordprocessingml/2006/main" xmlns:w14="http://schemas.microsoft.com/office/word/2010/wordml" xmlns:w15="http://schemas.microsoft.com/office/word/2012/wordml" xmlns:w16cex="http://schemas.microsoft.com/office/word/2018/wordml/cex" xmlns:w16cid="http://schemas.microsoft.com/office/word/2016/wordml/cid" xmlns:w16="http://schemas.microsoft.com/office/word/2018/wordml" xmlns:w16sdtdh="http://schemas.microsoft.com/office/word/2020/wordml/sdtdatahash" xmlns:w16se="http://schemas.microsoft.com/office/word/2015/wordml/symex" xmlns:wpg="http://schemas.microsoft.com/office/word/2010/wordprocessingGroup" xmlns:wpi="http://schemas.microsoft.com/office/word/2010/wordprocessingInk" xmlns:wne="http://schemas.microsoft.com/office/word/2006/wordml" xmlns:wps="http://schemas.microsoft.com/office/word/2010/wordprocessingShape" mc:Ignorable="w14 w15 w16se w16cid w16 w16cex w16sdtdh wp14">
+<w:endnotes xmlns:wpc="http://schemas.microsoft.com/office/word/2010/wordprocessingCanvas" xmlns:cx="http://schemas.microsoft.com/office/drawing/2014/chartex" xmlns:cx1="http://schemas.microsoft.com/office/drawing/2015/9/8/chartex" xmlns:cx2="http://schemas.microsoft.com/office/drawing/2015/10/21/chartex" xmlns:cx3="http://schemas.microsoft.com/office/drawing/2016/5/9/chartex" xmlns:cx4="http://schemas.microsoft.com/office/drawing/2016/5/10/chartex" xmlns:cx5="http://schemas.microsoft.com/office/drawing/2016/5/11/chartex" xmlns:cx6="http://schemas.microsoft.com/office/drawing/2016/5/12/chartex" xmlns:cx7="http://schemas.microsoft.com/office/drawing/2016/5/13/chartex" xmlns:cx8="http://schemas.microsoft.com/office/drawing/2016/5/14/chartex" xmlns:mc="http://schemas.openxmlformats.org/markup-compatibility/2006" xmlns:aink="http://schemas.microsoft.com/office/drawing/2016/ink" xmlns:am3d="http://schemas.microsoft.com/office/drawing/2017/model3d" xmlns:o="urn:schemas-microsoft-com:office:office" xmlns:oel="http://schemas.microsoft.com/office/2019/extlst" xmlns:r="http://schemas.openxmlformats.org/officeDocument/2006/relationships" xmlns:m="http://schemas.openxmlformats.org/officeDocument/2006/math" xmlns:v="urn:schemas-microsoft-com:vml" xmlns:wp14="http://schemas.microsoft.com/office/word/2010/wordprocessingDrawing" xmlns:wp="http://schemas.openxmlformats.org/drawingml/2006/wordprocessingDrawing" xmlns:w10="urn:schemas-microsoft-com:office:word" xmlns:w="http://schemas.openxmlformats.org/wordprocessingml/2006/main" xmlns:w14="http://schemas.microsoft.com/office/word/2010/wordml" xmlns:w15="http://schemas.microsoft.com/office/word/2012/wordml" xmlns:w16cex="http://schemas.microsoft.com/office/word/2018/wordml/cex" xmlns:w16cid="http://schemas.microsoft.com/office/word/2016/wordml/cid" xmlns:w16="http://schemas.microsoft.com/office/word/2018/wordml" xmlns:w16du="http://schemas.microsoft.com/office/word/2023/wordml/word16du" xmlns:w16sdtdh="http://schemas.microsoft.com/office/word/2020/wordml/sdtdatahash" xmlns:w16sdtfl="http://schemas.microsoft.com/office/word/2024/wordml/sdtformatlock" xmlns:w16se="http://schemas.microsoft.com/office/word/2015/wordml/symex" xmlns:wpg="http://schemas.microsoft.com/office/word/2010/wordprocessingGroup" xmlns:wpi="http://schemas.microsoft.com/office/word/2010/wordprocessingInk" xmlns:wne="http://schemas.microsoft.com/office/word/2006/wordml" xmlns:wps="http://schemas.microsoft.com/office/word/2010/wordprocessingShape" mc:Ignorable="w14 w15 w16se w16cid w16 w16cex w16sdtdh w16sdtfl w16du wp14">
   <w:endnote w:type="separator" w:id="-1">
     <w:p>
       <w:pPr>
@@ -857,7 +861,7 @@
 </file>
 
 <file path=word/footer1.xml><?xml version="1.0" encoding="utf-8"?>
-<w:ftr xmlns:wpc="http://schemas.microsoft.com/office/word/2010/wordprocessingCanvas" xmlns:cx="http://schemas.microsoft.com/office/drawing/2014/chartex" xmlns:cx1="http://schemas.microsoft.com/office/drawing/2015/9/8/chartex" xmlns:cx2="http://schemas.microsoft.com/office/drawing/2015/10/21/chartex" xmlns:cx3="http://schemas.microsoft.com/office/drawing/2016/5/9/chartex" xmlns:cx4="http://schemas.microsoft.com/office/drawing/2016/5/10/chartex" xmlns:cx5="http://schemas.microsoft.com/office/drawing/2016/5/11/chartex" xmlns:cx6="http://schemas.microsoft.com/office/drawing/2016/5/12/chartex" xmlns:cx7="http://schemas.microsoft.com/office/drawing/2016/5/13/chartex" xmlns:cx8="http://schemas.microsoft.com/office/drawing/2016/5/14/chartex" xmlns:mc="http://schemas.openxmlformats.org/markup-compatibility/2006" xmlns:aink="http://schemas.microsoft.com/office/drawing/2016/ink" xmlns:am3d="http://schemas.microsoft.com/office/drawing/2017/model3d" xmlns:o="urn:schemas-microsoft-com:office:office" xmlns:oel="http://schemas.microsoft.com/office/2019/extlst" xmlns:r="http://schemas.openxmlformats.org/officeDocument/2006/relationships" xmlns:m="http://schemas.openxmlformats.org/officeDocument/2006/math" xmlns:v="urn:schemas-microsoft-com:vml" xmlns:wp14="http://schemas.microsoft.com/office/word/2010/wordprocessingDrawing" xmlns:wp="http://schemas.openxmlformats.org/drawingml/2006/wordprocessingDrawing" xmlns:w10="urn:schemas-microsoft-com:office:word" xmlns:w="http://schemas.openxmlformats.org/wordprocessingml/2006/main" xmlns:w14="http://schemas.microsoft.com/office/word/2010/wordml" xmlns:w15="http://schemas.microsoft.com/office/word/2012/wordml" xmlns:w16cex="http://schemas.microsoft.com/office/word/2018/wordml/cex" xmlns:w16cid="http://schemas.microsoft.com/office/word/2016/wordml/cid" xmlns:w16="http://schemas.microsoft.com/office/word/2018/wordml" xmlns:w16sdtdh="http://schemas.microsoft.com/office/word/2020/wordml/sdtdatahash" xmlns:w16se="http://schemas.microsoft.com/office/word/2015/wordml/symex" xmlns:wpg="http://schemas.microsoft.com/office/word/2010/wordprocessingGroup" xmlns:wpi="http://schemas.microsoft.com/office/word/2010/wordprocessingInk" xmlns:wne="http://schemas.microsoft.com/office/word/2006/wordml" xmlns:wps="http://schemas.microsoft.com/office/word/2010/wordprocessingShape" mc:Ignorable="w14 w15 w16se w16cid w16 w16cex w16sdtdh wp14">
+<w:ftr xmlns:wpc="http://schemas.microsoft.com/office/word/2010/wordprocessingCanvas" xmlns:cx="http://schemas.microsoft.com/office/drawing/2014/chartex" xmlns:cx1="http://schemas.microsoft.com/office/drawing/2015/9/8/chartex" xmlns:cx2="http://schemas.microsoft.com/office/drawing/2015/10/21/chartex" xmlns:cx3="http://schemas.microsoft.com/office/drawing/2016/5/9/chartex" xmlns:cx4="http://schemas.microsoft.com/office/drawing/2016/5/10/chartex" xmlns:cx5="http://schemas.microsoft.com/office/drawing/2016/5/11/chartex" xmlns:cx6="http://schemas.microsoft.com/office/drawing/2016/5/12/chartex" xmlns:cx7="http://schemas.microsoft.com/office/drawing/2016/5/13/chartex" xmlns:cx8="http://schemas.microsoft.com/office/drawing/2016/5/14/chartex" xmlns:mc="http://schemas.openxmlformats.org/markup-compatibility/2006" xmlns:aink="http://schemas.microsoft.com/office/drawing/2016/ink" xmlns:am3d="http://schemas.microsoft.com/office/drawing/2017/model3d" xmlns:o="urn:schemas-microsoft-com:office:office" xmlns:oel="http://schemas.microsoft.com/office/2019/extlst" xmlns:r="http://schemas.openxmlformats.org/officeDocument/2006/relationships" xmlns:m="http://schemas.openxmlformats.org/officeDocument/2006/math" xmlns:v="urn:schemas-microsoft-com:vml" xmlns:wp14="http://schemas.microsoft.com/office/word/2010/wordprocessingDrawing" xmlns:wp="http://schemas.openxmlformats.org/drawingml/2006/wordprocessingDrawing" xmlns:w10="urn:schemas-microsoft-com:office:word" xmlns:w="http://schemas.openxmlformats.org/wordprocessingml/2006/main" xmlns:w14="http://schemas.microsoft.com/office/word/2010/wordml" xmlns:w15="http://schemas.microsoft.com/office/word/2012/wordml" xmlns:w16cex="http://schemas.microsoft.com/office/word/2018/wordml/cex" xmlns:w16cid="http://schemas.microsoft.com/office/word/2016/wordml/cid" xmlns:w16="http://schemas.microsoft.com/office/word/2018/wordml" xmlns:w16du="http://schemas.microsoft.com/office/word/2023/wordml/word16du" xmlns:w16sdtdh="http://schemas.microsoft.com/office/word/2020/wordml/sdtdatahash" xmlns:w16sdtfl="http://schemas.microsoft.com/office/word/2024/wordml/sdtformatlock" xmlns:w16se="http://schemas.microsoft.com/office/word/2015/wordml/symex" xmlns:wpg="http://schemas.microsoft.com/office/word/2010/wordprocessingGroup" xmlns:wpi="http://schemas.microsoft.com/office/word/2010/wordprocessingInk" xmlns:wne="http://schemas.microsoft.com/office/word/2006/wordml" xmlns:wps="http://schemas.microsoft.com/office/word/2010/wordprocessingShape" mc:Ignorable="w14 w15 w16se w16cid w16 w16cex w16sdtdh w16sdtfl w16du wp14">
   <w:p>
     <w:pPr>
       <w:pStyle w:val="Footer"/>
@@ -867,7 +871,7 @@
 </file>
 
 <file path=word/footer2.xml><?xml version="1.0" encoding="utf-8"?>
-<w:ftr xmlns:wpc="http://schemas.microsoft.com/office/word/2010/wordprocessingCanvas" xmlns:cx="http://schemas.microsoft.com/office/drawing/2014/chartex" xmlns:cx1="http://schemas.microsoft.com/office/drawing/2015/9/8/chartex" xmlns:cx2="http://schemas.microsoft.com/office/drawing/2015/10/21/chartex" xmlns:cx3="http://schemas.microsoft.com/office/drawing/2016/5/9/chartex" xmlns:cx4="http://schemas.microsoft.com/office/drawing/2016/5/10/chartex" xmlns:cx5="http://schemas.microsoft.com/office/drawing/2016/5/11/chartex" xmlns:cx6="http://schemas.microsoft.com/office/drawing/2016/5/12/chartex" xmlns:cx7="http://schemas.microsoft.com/office/drawing/2016/5/13/chartex" xmlns:cx8="http://schemas.microsoft.com/office/drawing/2016/5/14/chartex" xmlns:mc="http://schemas.openxmlformats.org/markup-compatibility/2006" xmlns:aink="http://schemas.microsoft.com/office/drawing/2016/ink" xmlns:am3d="http://schemas.microsoft.com/office/drawing/2017/model3d" xmlns:o="urn:schemas-microsoft-com:office:office" xmlns:oel="http://schemas.microsoft.com/office/2019/extlst" xmlns:r="http://schemas.openxmlformats.org/officeDocument/2006/relationships" xmlns:m="http://schemas.openxmlformats.org/officeDocument/2006/math" xmlns:v="urn:schemas-microsoft-com:vml" xmlns:wp14="http://schemas.microsoft.com/office/word/2010/wordprocessingDrawing" xmlns:wp="http://schemas.openxmlformats.org/drawingml/2006/wordprocessingDrawing" xmlns:w10="urn:schemas-microsoft-com:office:word" xmlns:w="http://schemas.openxmlformats.org/wordprocessingml/2006/main" xmlns:w14="http://schemas.microsoft.com/office/word/2010/wordml" xmlns:w15="http://schemas.microsoft.com/office/word/2012/wordml" xmlns:w16cex="http://schemas.microsoft.com/office/word/2018/wordml/cex" xmlns:w16cid="http://schemas.microsoft.com/office/word/2016/wordml/cid" xmlns:w16="http://schemas.microsoft.com/office/word/2018/wordml" xmlns:w16sdtdh="http://schemas.microsoft.com/office/word/2020/wordml/sdtdatahash" xmlns:w16se="http://schemas.microsoft.com/office/word/2015/wordml/symex" xmlns:wpg="http://schemas.microsoft.com/office/word/2010/wordprocessingGroup" xmlns:wpi="http://schemas.microsoft.com/office/word/2010/wordprocessingInk" xmlns:wne="http://schemas.microsoft.com/office/word/2006/wordml" xmlns:wps="http://schemas.microsoft.com/office/word/2010/wordprocessingShape" mc:Ignorable="w14 w15 w16se w16cid w16 w16cex w16sdtdh wp14">
+<w:ftr xmlns:wpc="http://schemas.microsoft.com/office/word/2010/wordprocessingCanvas" xmlns:cx="http://schemas.microsoft.com/office/drawing/2014/chartex" xmlns:cx1="http://schemas.microsoft.com/office/drawing/2015/9/8/chartex" xmlns:cx2="http://schemas.microsoft.com/office/drawing/2015/10/21/chartex" xmlns:cx3="http://schemas.microsoft.com/office/drawing/2016/5/9/chartex" xmlns:cx4="http://schemas.microsoft.com/office/drawing/2016/5/10/chartex" xmlns:cx5="http://schemas.microsoft.com/office/drawing/2016/5/11/chartex" xmlns:cx6="http://schemas.microsoft.com/office/drawing/2016/5/12/chartex" xmlns:cx7="http://schemas.microsoft.com/office/drawing/2016/5/13/chartex" xmlns:cx8="http://schemas.microsoft.com/office/drawing/2016/5/14/chartex" xmlns:mc="http://schemas.openxmlformats.org/markup-compatibility/2006" xmlns:aink="http://schemas.microsoft.com/office/drawing/2016/ink" xmlns:am3d="http://schemas.microsoft.com/office/drawing/2017/model3d" xmlns:o="urn:schemas-microsoft-com:office:office" xmlns:oel="http://schemas.microsoft.com/office/2019/extlst" xmlns:r="http://schemas.openxmlformats.org/officeDocument/2006/relationships" xmlns:m="http://schemas.openxmlformats.org/officeDocument/2006/math" xmlns:v="urn:schemas-microsoft-com:vml" xmlns:wp14="http://schemas.microsoft.com/office/word/2010/wordprocessingDrawing" xmlns:wp="http://schemas.openxmlformats.org/drawingml/2006/wordprocessingDrawing" xmlns:w10="urn:schemas-microsoft-com:office:word" xmlns:w="http://schemas.openxmlformats.org/wordprocessingml/2006/main" xmlns:w14="http://schemas.microsoft.com/office/word/2010/wordml" xmlns:w15="http://schemas.microsoft.com/office/word/2012/wordml" xmlns:w16cex="http://schemas.microsoft.com/office/word/2018/wordml/cex" xmlns:w16cid="http://schemas.microsoft.com/office/word/2016/wordml/cid" xmlns:w16="http://schemas.microsoft.com/office/word/2018/wordml" xmlns:w16du="http://schemas.microsoft.com/office/word/2023/wordml/word16du" xmlns:w16sdtdh="http://schemas.microsoft.com/office/word/2020/wordml/sdtdatahash" xmlns:w16sdtfl="http://schemas.microsoft.com/office/word/2024/wordml/sdtformatlock" xmlns:w16se="http://schemas.microsoft.com/office/word/2015/wordml/symex" xmlns:wpg="http://schemas.microsoft.com/office/word/2010/wordprocessingGroup" xmlns:wpi="http://schemas.microsoft.com/office/word/2010/wordprocessingInk" xmlns:wne="http://schemas.microsoft.com/office/word/2006/wordml" xmlns:wps="http://schemas.microsoft.com/office/word/2010/wordprocessingShape" mc:Ignorable="w14 w15 w16se w16cid w16 w16cex w16sdtdh w16sdtfl w16du wp14">
   <w:p>
     <w:pPr>
       <w:pStyle w:val="Footer"/>
@@ -877,7 +881,7 @@
 </file>
 
 <file path=word/footer3.xml><?xml version="1.0" encoding="utf-8"?>
-<w:ftr xmlns:wpc="http://schemas.microsoft.com/office/word/2010/wordprocessingCanvas" xmlns:cx="http://schemas.microsoft.com/office/drawing/2014/chartex" xmlns:cx1="http://schemas.microsoft.com/office/drawing/2015/9/8/chartex" xmlns:cx2="http://schemas.microsoft.com/office/drawing/2015/10/21/chartex" xmlns:cx3="http://schemas.microsoft.com/office/drawing/2016/5/9/chartex" xmlns:cx4="http://schemas.microsoft.com/office/drawing/2016/5/10/chartex" xmlns:cx5="http://schemas.microsoft.com/office/drawing/2016/5/11/chartex" xmlns:cx6="http://schemas.microsoft.com/office/drawing/2016/5/12/chartex" xmlns:cx7="http://schemas.microsoft.com/office/drawing/2016/5/13/chartex" xmlns:cx8="http://schemas.microsoft.com/office/drawing/2016/5/14/chartex" xmlns:mc="http://schemas.openxmlformats.org/markup-compatibility/2006" xmlns:aink="http://schemas.microsoft.com/office/drawing/2016/ink" xmlns:am3d="http://schemas.microsoft.com/office/drawing/2017/model3d" xmlns:o="urn:schemas-microsoft-com:office:office" xmlns:oel="http://schemas.microsoft.com/office/2019/extlst" xmlns:r="http://schemas.openxmlformats.org/officeDocument/2006/relationships" xmlns:m="http://schemas.openxmlformats.org/officeDocument/2006/math" xmlns:v="urn:schemas-microsoft-com:vml" xmlns:wp14="http://schemas.microsoft.com/office/word/2010/wordprocessingDrawing" xmlns:wp="http://schemas.openxmlformats.org/drawingml/2006/wordprocessingDrawing" xmlns:w10="urn:schemas-microsoft-com:office:word" xmlns:w="http://schemas.openxmlformats.org/wordprocessingml/2006/main" xmlns:w14="http://schemas.microsoft.com/office/word/2010/wordml" xmlns:w15="http://schemas.microsoft.com/office/word/2012/wordml" xmlns:w16cex="http://schemas.microsoft.com/office/word/2018/wordml/cex" xmlns:w16cid="http://schemas.microsoft.com/office/word/2016/wordml/cid" xmlns:w16="http://schemas.microsoft.com/office/word/2018/wordml" xmlns:w16sdtdh="http://schemas.microsoft.com/office/word/2020/wordml/sdtdatahash" xmlns:w16se="http://schemas.microsoft.com/office/word/2015/wordml/symex" xmlns:wpg="http://schemas.microsoft.com/office/word/2010/wordprocessingGroup" xmlns:wpi="http://schemas.microsoft.com/office/word/2010/wordprocessingInk" xmlns:wne="http://schemas.microsoft.com/office/word/2006/wordml" xmlns:wps="http://schemas.microsoft.com/office/word/2010/wordprocessingShape" mc:Ignorable="w14 w15 w16se w16cid w16 w16cex w16sdtdh wp14">
+<w:ftr xmlns:wpc="http://schemas.microsoft.com/office/word/2010/wordprocessingCanvas" xmlns:cx="http://schemas.microsoft.com/office/drawing/2014/chartex" xmlns:cx1="http://schemas.microsoft.com/office/drawing/2015/9/8/chartex" xmlns:cx2="http://schemas.microsoft.com/office/drawing/2015/10/21/chartex" xmlns:cx3="http://schemas.microsoft.com/office/drawing/2016/5/9/chartex" xmlns:cx4="http://schemas.microsoft.com/office/drawing/2016/5/10/chartex" xmlns:cx5="http://schemas.microsoft.com/office/drawing/2016/5/11/chartex" xmlns:cx6="http://schemas.microsoft.com/office/drawing/2016/5/12/chartex" xmlns:cx7="http://schemas.microsoft.com/office/drawing/2016/5/13/chartex" xmlns:cx8="http://schemas.microsoft.com/office/drawing/2016/5/14/chartex" xmlns:mc="http://schemas.openxmlformats.org/markup-compatibility/2006" xmlns:aink="http://schemas.microsoft.com/office/drawing/2016/ink" xmlns:am3d="http://schemas.microsoft.com/office/drawing/2017/model3d" xmlns:o="urn:schemas-microsoft-com:office:office" xmlns:oel="http://schemas.microsoft.com/office/2019/extlst" xmlns:r="http://schemas.openxmlformats.org/officeDocument/2006/relationships" xmlns:m="http://schemas.openxmlformats.org/officeDocument/2006/math" xmlns:v="urn:schemas-microsoft-com:vml" xmlns:wp14="http://schemas.microsoft.com/office/word/2010/wordprocessingDrawing" xmlns:wp="http://schemas.openxmlformats.org/drawingml/2006/wordprocessingDrawing" xmlns:w10="urn:schemas-microsoft-com:office:word" xmlns:w="http://schemas.openxmlformats.org/wordprocessingml/2006/main" xmlns:w14="http://schemas.microsoft.com/office/word/2010/wordml" xmlns:w15="http://schemas.microsoft.com/office/word/2012/wordml" xmlns:w16cex="http://schemas.microsoft.com/office/word/2018/wordml/cex" xmlns:w16cid="http://schemas.microsoft.com/office/word/2016/wordml/cid" xmlns:w16="http://schemas.microsoft.com/office/word/2018/wordml" xmlns:w16du="http://schemas.microsoft.com/office/word/2023/wordml/word16du" xmlns:w16sdtdh="http://schemas.microsoft.com/office/word/2020/wordml/sdtdatahash" xmlns:w16sdtfl="http://schemas.microsoft.com/office/word/2024/wordml/sdtformatlock" xmlns:w16se="http://schemas.microsoft.com/office/word/2015/wordml/symex" xmlns:wpg="http://schemas.microsoft.com/office/word/2010/wordprocessingGroup" xmlns:wpi="http://schemas.microsoft.com/office/word/2010/wordprocessingInk" xmlns:wne="http://schemas.microsoft.com/office/word/2006/wordml" xmlns:wps="http://schemas.microsoft.com/office/word/2010/wordprocessingShape" mc:Ignorable="w14 w15 w16se w16cid w16 w16cex w16sdtdh w16sdtfl w16du wp14">
   <w:p>
     <w:pPr>
       <w:pStyle w:val="Footer"/>
@@ -887,7 +891,7 @@
 </file>
 
 <file path=word/footnotes.xml><?xml version="1.0" encoding="utf-8"?>
-<w:footnotes xmlns:wpc="http://schemas.microsoft.com/office/word/2010/wordprocessingCanvas" xmlns:cx="http://schemas.microsoft.com/office/drawing/2014/chartex" xmlns:cx1="http://schemas.microsoft.com/office/drawing/2015/9/8/chartex" xmlns:cx2="http://schemas.microsoft.com/office/drawing/2015/10/21/chartex" xmlns:cx3="http://schemas.microsoft.com/office/drawing/2016/5/9/chartex" xmlns:cx4="http://schemas.microsoft.com/office/drawing/2016/5/10/chartex" xmlns:cx5="http://schemas.microsoft.com/office/drawing/2016/5/11/chartex" xmlns:cx6="http://schemas.microsoft.com/office/drawing/2016/5/12/chartex" xmlns:cx7="http://schemas.microsoft.com/office/drawing/2016/5/13/chartex" xmlns:cx8="http://schemas.microsoft.com/office/drawing/2016/5/14/chartex" xmlns:mc="http://schemas.openxmlformats.org/markup-compatibility/2006" xmlns:aink="http://schemas.microsoft.com/office/drawing/2016/ink" xmlns:am3d="http://schemas.microsoft.com/office/drawing/2017/model3d" xmlns:o="urn:schemas-microsoft-com:office:office" xmlns:oel="http://schemas.microsoft.com/office/2019/extlst" xmlns:r="http://schemas.openxmlformats.org/officeDocument/2006/relationships" xmlns:m="http://schemas.openxmlformats.org/officeDocument/2006/math" xmlns:v="urn:schemas-microsoft-com:vml" xmlns:wp14="http://schemas.microsoft.com/office/word/2010/wordprocessingDrawing" xmlns:wp="http://schemas.openxmlformats.org/drawingml/2006/wordprocessingDrawing" xmlns:w10="urn:schemas-microsoft-com:office:word" xmlns:w="http://schemas.openxmlformats.org/wordprocessingml/2006/main" xmlns:w14="http://schemas.microsoft.com/office/word/2010/wordml" xmlns:w15="http://schemas.microsoft.com/office/word/2012/wordml" xmlns:w16cex="http://schemas.microsoft.com/office/word/2018/wordml/cex" xmlns:w16cid="http://schemas.microsoft.com/office/word/2016/wordml/cid" xmlns:w16="http://schemas.microsoft.com/office/word/2018/wordml" xmlns:w16sdtdh="http://schemas.microsoft.com/office/word/2020/wordml/sdtdatahash" xmlns:w16se="http://schemas.microsoft.com/office/word/2015/wordml/symex" xmlns:wpg="http://schemas.microsoft.com/office/word/2010/wordprocessingGroup" xmlns:wpi="http://schemas.microsoft.com/office/word/2010/wordprocessingInk" xmlns:wne="http://schemas.microsoft.com/office/word/2006/wordml" xmlns:wps="http://schemas.microsoft.com/office/word/2010/wordprocessingShape" mc:Ignorable="w14 w15 w16se w16cid w16 w16cex w16sdtdh wp14">
+<w:footnotes xmlns:wpc="http://schemas.microsoft.com/office/word/2010/wordprocessingCanvas" xmlns:cx="http://schemas.microsoft.com/office/drawing/2014/chartex" xmlns:cx1="http://schemas.microsoft.com/office/drawing/2015/9/8/chartex" xmlns:cx2="http://schemas.microsoft.com/office/drawing/2015/10/21/chartex" xmlns:cx3="http://schemas.microsoft.com/office/drawing/2016/5/9/chartex" xmlns:cx4="http://schemas.microsoft.com/office/drawing/2016/5/10/chartex" xmlns:cx5="http://schemas.microsoft.com/office/drawing/2016/5/11/chartex" xmlns:cx6="http://schemas.microsoft.com/office/drawing/2016/5/12/chartex" xmlns:cx7="http://schemas.microsoft.com/office/drawing/2016/5/13/chartex" xmlns:cx8="http://schemas.microsoft.com/office/drawing/2016/5/14/chartex" xmlns:mc="http://schemas.openxmlformats.org/markup-compatibility/2006" xmlns:aink="http://schemas.microsoft.com/office/drawing/2016/ink" xmlns:am3d="http://schemas.microsoft.com/office/drawing/2017/model3d" xmlns:o="urn:schemas-microsoft-com:office:office" xmlns:oel="http://schemas.microsoft.com/office/2019/extlst" xmlns:r="http://schemas.openxmlformats.org/officeDocument/2006/relationships" xmlns:m="http://schemas.openxmlformats.org/officeDocument/2006/math" xmlns:v="urn:schemas-microsoft-com:vml" xmlns:wp14="http://schemas.microsoft.com/office/word/2010/wordprocessingDrawing" xmlns:wp="http://schemas.openxmlformats.org/drawingml/2006/wordprocessingDrawing" xmlns:w10="urn:schemas-microsoft-com:office:word" xmlns:w="http://schemas.openxmlformats.org/wordprocessingml/2006/main" xmlns:w14="http://schemas.microsoft.com/office/word/2010/wordml" xmlns:w15="http://schemas.microsoft.com/office/word/2012/wordml" xmlns:w16cex="http://schemas.microsoft.com/office/word/2018/wordml/cex" xmlns:w16cid="http://schemas.microsoft.com/office/word/2016/wordml/cid" xmlns:w16="http://schemas.microsoft.com/office/word/2018/wordml" xmlns:w16du="http://schemas.microsoft.com/office/word/2023/wordml/word16du" xmlns:w16sdtdh="http://schemas.microsoft.com/office/word/2020/wordml/sdtdatahash" xmlns:w16sdtfl="http://schemas.microsoft.com/office/word/2024/wordml/sdtformatlock" xmlns:w16se="http://schemas.microsoft.com/office/word/2015/wordml/symex" xmlns:wpg="http://schemas.microsoft.com/office/word/2010/wordprocessingGroup" xmlns:wpi="http://schemas.microsoft.com/office/word/2010/wordprocessingInk" xmlns:wne="http://schemas.microsoft.com/office/word/2006/wordml" xmlns:wps="http://schemas.microsoft.com/office/word/2010/wordprocessingShape" mc:Ignorable="w14 w15 w16se w16cid w16 w16cex w16sdtdh w16sdtfl w16du wp14">
   <w:footnote w:type="separator" w:id="-1">
     <w:p>
       <w:pPr>
@@ -912,7 +916,7 @@
 </file>
 
 <file path=word/header1.xml><?xml version="1.0" encoding="utf-8"?>
-<w:hdr xmlns:wpc="http://schemas.microsoft.com/office/word/2010/wordprocessingCanvas" xmlns:cx="http://schemas.microsoft.com/office/drawing/2014/chartex" xmlns:cx1="http://schemas.microsoft.com/office/drawing/2015/9/8/chartex" xmlns:cx2="http://schemas.microsoft.com/office/drawing/2015/10/21/chartex" xmlns:cx3="http://schemas.microsoft.com/office/drawing/2016/5/9/chartex" xmlns:cx4="http://schemas.microsoft.com/office/drawing/2016/5/10/chartex" xmlns:cx5="http://schemas.microsoft.com/office/drawing/2016/5/11/chartex" xmlns:cx6="http://schemas.microsoft.com/office/drawing/2016/5/12/chartex" xmlns:cx7="http://schemas.microsoft.com/office/drawing/2016/5/13/chartex" xmlns:cx8="http://schemas.microsoft.com/office/drawing/2016/5/14/chartex" xmlns:mc="http://schemas.openxmlformats.org/markup-compatibility/2006" xmlns:aink="http://schemas.microsoft.com/office/drawing/2016/ink" xmlns:am3d="http://schemas.microsoft.com/office/drawing/2017/model3d" xmlns:o="urn:schemas-microsoft-com:office:office" xmlns:oel="http://schemas.microsoft.com/office/2019/extlst" xmlns:r="http://schemas.openxmlformats.org/officeDocument/2006/relationships" xmlns:m="http://schemas.openxmlformats.org/officeDocument/2006/math" xmlns:v="urn:schemas-microsoft-com:vml" xmlns:wp14="http://schemas.microsoft.com/office/word/2010/wordprocessingDrawing" xmlns:wp="http://schemas.openxmlformats.org/drawingml/2006/wordprocessingDrawing" xmlns:w10="urn:schemas-microsoft-com:office:word" xmlns:w="http://schemas.openxmlformats.org/wordprocessingml/2006/main" xmlns:w14="http://schemas.microsoft.com/office/word/2010/wordml" xmlns:w15="http://schemas.microsoft.com/office/word/2012/wordml" xmlns:w16cex="http://schemas.microsoft.com/office/word/2018/wordml/cex" xmlns:w16cid="http://schemas.microsoft.com/office/word/2016/wordml/cid" xmlns:w16="http://schemas.microsoft.com/office/word/2018/wordml" xmlns:w16sdtdh="http://schemas.microsoft.com/office/word/2020/wordml/sdtdatahash" xmlns:w16se="http://schemas.microsoft.com/office/word/2015/wordml/symex" xmlns:wpg="http://schemas.microsoft.com/office/word/2010/wordprocessingGroup" xmlns:wpi="http://schemas.microsoft.com/office/word/2010/wordprocessingInk" xmlns:wne="http://schemas.microsoft.com/office/word/2006/wordml" xmlns:wps="http://schemas.microsoft.com/office/word/2010/wordprocessingShape" mc:Ignorable="w14 w15 w16se w16cid w16 w16cex w16sdtdh wp14">
+<w:hdr xmlns:wpc="http://schemas.microsoft.com/office/word/2010/wordprocessingCanvas" xmlns:cx="http://schemas.microsoft.com/office/drawing/2014/chartex" xmlns:cx1="http://schemas.microsoft.com/office/drawing/2015/9/8/chartex" xmlns:cx2="http://schemas.microsoft.com/office/drawing/2015/10/21/chartex" xmlns:cx3="http://schemas.microsoft.com/office/drawing/2016/5/9/chartex" xmlns:cx4="http://schemas.microsoft.com/office/drawing/2016/5/10/chartex" xmlns:cx5="http://schemas.microsoft.com/office/drawing/2016/5/11/chartex" xmlns:cx6="http://schemas.microsoft.com/office/drawing/2016/5/12/chartex" xmlns:cx7="http://schemas.microsoft.com/office/drawing/2016/5/13/chartex" xmlns:cx8="http://schemas.microsoft.com/office/drawing/2016/5/14/chartex" xmlns:mc="http://schemas.openxmlformats.org/markup-compatibility/2006" xmlns:aink="http://schemas.microsoft.com/office/drawing/2016/ink" xmlns:am3d="http://schemas.microsoft.com/office/drawing/2017/model3d" xmlns:o="urn:schemas-microsoft-com:office:office" xmlns:oel="http://schemas.microsoft.com/office/2019/extlst" xmlns:r="http://schemas.openxmlformats.org/officeDocument/2006/relationships" xmlns:m="http://schemas.openxmlformats.org/officeDocument/2006/math" xmlns:v="urn:schemas-microsoft-com:vml" xmlns:wp14="http://schemas.microsoft.com/office/word/2010/wordprocessingDrawing" xmlns:wp="http://schemas.openxmlformats.org/drawingml/2006/wordprocessingDrawing" xmlns:w10="urn:schemas-microsoft-com:office:word" xmlns:w="http://schemas.openxmlformats.org/wordprocessingml/2006/main" xmlns:w14="http://schemas.microsoft.com/office/word/2010/wordml" xmlns:w15="http://schemas.microsoft.com/office/word/2012/wordml" xmlns:w16cex="http://schemas.microsoft.com/office/word/2018/wordml/cex" xmlns:w16cid="http://schemas.microsoft.com/office/word/2016/wordml/cid" xmlns:w16="http://schemas.microsoft.com/office/word/2018/wordml" xmlns:w16du="http://schemas.microsoft.com/office/word/2023/wordml/word16du" xmlns:w16sdtdh="http://schemas.microsoft.com/office/word/2020/wordml/sdtdatahash" xmlns:w16sdtfl="http://schemas.microsoft.com/office/word/2024/wordml/sdtformatlock" xmlns:w16se="http://schemas.microsoft.com/office/word/2015/wordml/symex" xmlns:wpg="http://schemas.microsoft.com/office/word/2010/wordprocessingGroup" xmlns:wpi="http://schemas.microsoft.com/office/word/2010/wordprocessingInk" xmlns:wne="http://schemas.microsoft.com/office/word/2006/wordml" xmlns:wps="http://schemas.microsoft.com/office/word/2010/wordprocessingShape" mc:Ignorable="w14 w15 w16se w16cid w16 w16cex w16sdtdh w16sdtfl w16du wp14">
   <w:p>
     <w:pPr>
       <w:pStyle w:val="Header"/>
@@ -922,7 +926,7 @@
 </file>
 
 <file path=word/header2.xml><?xml version="1.0" encoding="utf-8"?>
-<w:hdr xmlns:wpc="http://schemas.microsoft.com/office/word/2010/wordprocessingCanvas" xmlns:cx="http://schemas.microsoft.com/office/drawing/2014/chartex" xmlns:cx1="http://schemas.microsoft.com/office/drawing/2015/9/8/chartex" xmlns:cx2="http://schemas.microsoft.com/office/drawing/2015/10/21/chartex" xmlns:cx3="http://schemas.microsoft.com/office/drawing/2016/5/9/chartex" xmlns:cx4="http://schemas.microsoft.com/office/drawing/2016/5/10/chartex" xmlns:cx5="http://schemas.microsoft.com/office/drawing/2016/5/11/chartex" xmlns:cx6="http://schemas.microsoft.com/office/drawing/2016/5/12/chartex" xmlns:cx7="http://schemas.microsoft.com/office/drawing/2016/5/13/chartex" xmlns:cx8="http://schemas.microsoft.com/office/drawing/2016/5/14/chartex" xmlns:mc="http://schemas.openxmlformats.org/markup-compatibility/2006" xmlns:aink="http://schemas.microsoft.com/office/drawing/2016/ink" xmlns:am3d="http://schemas.microsoft.com/office/drawing/2017/model3d" xmlns:o="urn:schemas-microsoft-com:office:office" xmlns:oel="http://schemas.microsoft.com/office/2019/extlst" xmlns:r="http://schemas.openxmlformats.org/officeDocument/2006/relationships" xmlns:m="http://schemas.openxmlformats.org/officeDocument/2006/math" xmlns:v="urn:schemas-microsoft-com:vml" xmlns:wp14="http://schemas.microsoft.com/office/word/2010/wordprocessingDrawing" xmlns:wp="http://schemas.openxmlformats.org/drawingml/2006/wordprocessingDrawing" xmlns:w10="urn:schemas-microsoft-com:office:word" xmlns:w="http://schemas.openxmlformats.org/wordprocessingml/2006/main" xmlns:w14="http://schemas.microsoft.com/office/word/2010/wordml" xmlns:w15="http://schemas.microsoft.com/office/word/2012/wordml" xmlns:w16cex="http://schemas.microsoft.com/office/word/2018/wordml/cex" xmlns:w16cid="http://schemas.microsoft.com/office/word/2016/wordml/cid" xmlns:w16="http://schemas.microsoft.com/office/word/2018/wordml" xmlns:w16sdtdh="http://schemas.microsoft.com/office/word/2020/wordml/sdtdatahash" xmlns:w16se="http://schemas.microsoft.com/office/word/2015/wordml/symex" xmlns:wpg="http://schemas.microsoft.com/office/word/2010/wordprocessingGroup" xmlns:wpi="http://schemas.microsoft.com/office/word/2010/wordprocessingInk" xmlns:wne="http://schemas.microsoft.com/office/word/2006/wordml" xmlns:wps="http://schemas.microsoft.com/office/word/2010/wordprocessingShape" mc:Ignorable="w14 w15 w16se w16cid w16 w16cex w16sdtdh wp14">
+<w:hdr xmlns:wpc="http://schemas.microsoft.com/office/word/2010/wordprocessingCanvas" xmlns:cx="http://schemas.microsoft.com/office/drawing/2014/chartex" xmlns:cx1="http://schemas.microsoft.com/office/drawing/2015/9/8/chartex" xmlns:cx2="http://schemas.microsoft.com/office/drawing/2015/10/21/chartex" xmlns:cx3="http://schemas.microsoft.com/office/drawing/2016/5/9/chartex" xmlns:cx4="http://schemas.microsoft.com/office/drawing/2016/5/10/chartex" xmlns:cx5="http://schemas.microsoft.com/office/drawing/2016/5/11/chartex" xmlns:cx6="http://schemas.microsoft.com/office/drawing/2016/5/12/chartex" xmlns:cx7="http://schemas.microsoft.com/office/drawing/2016/5/13/chartex" xmlns:cx8="http://schemas.microsoft.com/office/drawing/2016/5/14/chartex" xmlns:mc="http://schemas.openxmlformats.org/markup-compatibility/2006" xmlns:aink="http://schemas.microsoft.com/office/drawing/2016/ink" xmlns:am3d="http://schemas.microsoft.com/office/drawing/2017/model3d" xmlns:o="urn:schemas-microsoft-com:office:office" xmlns:oel="http://schemas.microsoft.com/office/2019/extlst" xmlns:r="http://schemas.openxmlformats.org/officeDocument/2006/relationships" xmlns:m="http://schemas.openxmlformats.org/officeDocument/2006/math" xmlns:v="urn:schemas-microsoft-com:vml" xmlns:wp14="http://schemas.microsoft.com/office/word/2010/wordprocessingDrawing" xmlns:wp="http://schemas.openxmlformats.org/drawingml/2006/wordprocessingDrawing" xmlns:w10="urn:schemas-microsoft-com:office:word" xmlns:w="http://schemas.openxmlformats.org/wordprocessingml/2006/main" xmlns:w14="http://schemas.microsoft.com/office/word/2010/wordml" xmlns:w15="http://schemas.microsoft.com/office/word/2012/wordml" xmlns:w16cex="http://schemas.microsoft.com/office/word/2018/wordml/cex" xmlns:w16cid="http://schemas.microsoft.com/office/word/2016/wordml/cid" xmlns:w16="http://schemas.microsoft.com/office/word/2018/wordml" xmlns:w16du="http://schemas.microsoft.com/office/word/2023/wordml/word16du" xmlns:w16sdtdh="http://schemas.microsoft.com/office/word/2020/wordml/sdtdatahash" xmlns:w16sdtfl="http://schemas.microsoft.com/office/word/2024/wordml/sdtformatlock" xmlns:w16se="http://schemas.microsoft.com/office/word/2015/wordml/symex" xmlns:wpg="http://schemas.microsoft.com/office/word/2010/wordprocessingGroup" xmlns:wpi="http://schemas.microsoft.com/office/word/2010/wordprocessingInk" xmlns:wne="http://schemas.microsoft.com/office/word/2006/wordml" xmlns:wps="http://schemas.microsoft.com/office/word/2010/wordprocessingShape" mc:Ignorable="w14 w15 w16se w16cid w16 w16cex w16sdtdh w16sdtfl w16du wp14">
   <w:p>
     <w:pPr>
       <w:pStyle w:val="Header"/>
@@ -933,7 +937,7 @@
 </file>
 
 <file path=word/header3.xml><?xml version="1.0" encoding="utf-8"?>
-<w:hdr xmlns:wpc="http://schemas.microsoft.com/office/word/2010/wordprocessingCanvas" xmlns:cx="http://schemas.microsoft.com/office/drawing/2014/chartex" xmlns:cx1="http://schemas.microsoft.com/office/drawing/2015/9/8/chartex" xmlns:cx2="http://schemas.microsoft.com/office/drawing/2015/10/21/chartex" xmlns:cx3="http://schemas.microsoft.com/office/drawing/2016/5/9/chartex" xmlns:cx4="http://schemas.microsoft.com/office/drawing/2016/5/10/chartex" xmlns:cx5="http://schemas.microsoft.com/office/drawing/2016/5/11/chartex" xmlns:cx6="http://schemas.microsoft.com/office/drawing/2016/5/12/chartex" xmlns:cx7="http://schemas.microsoft.com/office/drawing/2016/5/13/chartex" xmlns:cx8="http://schemas.microsoft.com/office/drawing/2016/5/14/chartex" xmlns:mc="http://schemas.openxmlformats.org/markup-compatibility/2006" xmlns:aink="http://schemas.microsoft.com/office/drawing/2016/ink" xmlns:am3d="http://schemas.microsoft.com/office/drawing/2017/model3d" xmlns:o="urn:schemas-microsoft-com:office:office" xmlns:oel="http://schemas.microsoft.com/office/2019/extlst" xmlns:r="http://schemas.openxmlformats.org/officeDocument/2006/relationships" xmlns:m="http://schemas.openxmlformats.org/officeDocument/2006/math" xmlns:v="urn:schemas-microsoft-com:vml" xmlns:wp14="http://schemas.microsoft.com/office/word/2010/wordprocessingDrawing" xmlns:wp="http://schemas.openxmlformats.org/drawingml/2006/wordprocessingDrawing" xmlns:w10="urn:schemas-microsoft-com:office:word" xmlns:w="http://schemas.openxmlformats.org/wordprocessingml/2006/main" xmlns:w14="http://schemas.microsoft.com/office/word/2010/wordml" xmlns:w15="http://schemas.microsoft.com/office/word/2012/wordml" xmlns:w16cex="http://schemas.microsoft.com/office/word/2018/wordml/cex" xmlns:w16cid="http://schemas.microsoft.com/office/word/2016/wordml/cid" xmlns:w16="http://schemas.microsoft.com/office/word/2018/wordml" xmlns:w16sdtdh="http://schemas.microsoft.com/office/word/2020/wordml/sdtdatahash" xmlns:w16se="http://schemas.microsoft.com/office/word/2015/wordml/symex" xmlns:wpg="http://schemas.microsoft.com/office/word/2010/wordprocessingGroup" xmlns:wpi="http://schemas.microsoft.com/office/word/2010/wordprocessingInk" xmlns:wne="http://schemas.microsoft.com/office/word/2006/wordml" xmlns:wps="http://schemas.microsoft.com/office/word/2010/wordprocessingShape" mc:Ignorable="w14 w15 w16se w16cid w16 w16cex w16sdtdh wp14">
+<w:hdr xmlns:wpc="http://schemas.microsoft.com/office/word/2010/wordprocessingCanvas" xmlns:cx="http://schemas.microsoft.com/office/drawing/2014/chartex" xmlns:cx1="http://schemas.microsoft.com/office/drawing/2015/9/8/chartex" xmlns:cx2="http://schemas.microsoft.com/office/drawing/2015/10/21/chartex" xmlns:cx3="http://schemas.microsoft.com/office/drawing/2016/5/9/chartex" xmlns:cx4="http://schemas.microsoft.com/office/drawing/2016/5/10/chartex" xmlns:cx5="http://schemas.microsoft.com/office/drawing/2016/5/11/chartex" xmlns:cx6="http://schemas.microsoft.com/office/drawing/2016/5/12/chartex" xmlns:cx7="http://schemas.microsoft.com/office/drawing/2016/5/13/chartex" xmlns:cx8="http://schemas.microsoft.com/office/drawing/2016/5/14/chartex" xmlns:mc="http://schemas.openxmlformats.org/markup-compatibility/2006" xmlns:aink="http://schemas.microsoft.com/office/drawing/2016/ink" xmlns:am3d="http://schemas.microsoft.com/office/drawing/2017/model3d" xmlns:o="urn:schemas-microsoft-com:office:office" xmlns:oel="http://schemas.microsoft.com/office/2019/extlst" xmlns:r="http://schemas.openxmlformats.org/officeDocument/2006/relationships" xmlns:m="http://schemas.openxmlformats.org/officeDocument/2006/math" xmlns:v="urn:schemas-microsoft-com:vml" xmlns:wp14="http://schemas.microsoft.com/office/word/2010/wordprocessingDrawing" xmlns:wp="http://schemas.openxmlformats.org/drawingml/2006/wordprocessingDrawing" xmlns:w10="urn:schemas-microsoft-com:office:word" xmlns:w="http://schemas.openxmlformats.org/wordprocessingml/2006/main" xmlns:w14="http://schemas.microsoft.com/office/word/2010/wordml" xmlns:w15="http://schemas.microsoft.com/office/word/2012/wordml" xmlns:w16cex="http://schemas.microsoft.com/office/word/2018/wordml/cex" xmlns:w16cid="http://schemas.microsoft.com/office/word/2016/wordml/cid" xmlns:w16="http://schemas.microsoft.com/office/word/2018/wordml" xmlns:w16du="http://schemas.microsoft.com/office/word/2023/wordml/word16du" xmlns:w16sdtdh="http://schemas.microsoft.com/office/word/2020/wordml/sdtdatahash" xmlns:w16sdtfl="http://schemas.microsoft.com/office/word/2024/wordml/sdtformatlock" xmlns:w16se="http://schemas.microsoft.com/office/word/2015/wordml/symex" xmlns:wpg="http://schemas.microsoft.com/office/word/2010/wordprocessingGroup" xmlns:wpi="http://schemas.microsoft.com/office/word/2010/wordprocessingInk" xmlns:wne="http://schemas.microsoft.com/office/word/2006/wordml" xmlns:wps="http://schemas.microsoft.com/office/word/2010/wordprocessingShape" mc:Ignorable="w14 w15 w16se w16cid w16 w16cex w16sdtdh w16sdtfl w16du wp14">
   <w:p>
     <w:pPr>
       <w:pStyle w:val="Header"/>
@@ -942,7 +946,7 @@
     <w:r>
       <w:tab/>
       <w:tab/>
-      <w:t>2026-06-17</w:t>
+      <w:t>2026-06-18</w:t>
       <w:br/>
       <w:br/>
     </w:r>
@@ -959,7 +963,7 @@
 </file>
 
 <file path=word/numbering.xml><?xml version="1.0" encoding="utf-8"?>
-<w:numbering xmlns:wpc="http://schemas.microsoft.com/office/word/2010/wordprocessingCanvas" xmlns:cx="http://schemas.microsoft.com/office/drawing/2014/chartex" xmlns:cx1="http://schemas.microsoft.com/office/drawing/2015/9/8/chartex" xmlns:cx2="http://schemas.microsoft.com/office/drawing/2015/10/21/chartex" xmlns:cx3="http://schemas.microsoft.com/office/drawing/2016/5/9/chartex" xmlns:cx4="http://schemas.microsoft.com/office/drawing/2016/5/10/chartex" xmlns:cx5="http://schemas.microsoft.com/office/drawing/2016/5/11/chartex" xmlns:cx6="http://schemas.microsoft.com/office/drawing/2016/5/12/chartex" xmlns:cx7="http://schemas.microsoft.com/office/drawing/2016/5/13/chartex" xmlns:cx8="http://schemas.microsoft.com/office/drawing/2016/5/14/chartex" xmlns:mc="http://schemas.openxmlformats.org/markup-compatibility/2006" xmlns:aink="http://schemas.microsoft.com/office/drawing/2016/ink" xmlns:am3d="http://schemas.microsoft.com/office/drawing/2017/model3d" xmlns:o="urn:schemas-microsoft-com:office:office" xmlns:oel="http://schemas.microsoft.com/office/2019/extlst" xmlns:r="http://schemas.openxmlformats.org/officeDocument/2006/relationships" xmlns:m="http://schemas.openxmlformats.org/officeDocument/2006/math" xmlns:v="urn:schemas-microsoft-com:vml" xmlns:wp14="http://schemas.microsoft.com/office/word/2010/wordprocessingDrawing" xmlns:wp="http://schemas.openxmlformats.org/drawingml/2006/wordprocessingDrawing" xmlns:w10="urn:schemas-microsoft-com:office:word" xmlns:w="http://schemas.openxmlformats.org/wordprocessingml/2006/main" xmlns:w14="http://schemas.microsoft.com/office/word/2010/wordml" xmlns:w15="http://schemas.microsoft.com/office/word/2012/wordml" xmlns:w16cex="http://schemas.microsoft.com/office/word/2018/wordml/cex" xmlns:w16cid="http://schemas.microsoft.com/office/word/2016/wordml/cid" xmlns:w16="http://schemas.microsoft.com/office/word/2018/wordml" xmlns:w16sdtdh="http://schemas.microsoft.com/office/word/2020/wordml/sdtdatahash" xmlns:w16se="http://schemas.microsoft.com/office/word/2015/wordml/symex" xmlns:wpg="http://schemas.microsoft.com/office/word/2010/wordprocessingGroup" xmlns:wpi="http://schemas.microsoft.com/office/word/2010/wordprocessingInk" xmlns:wne="http://schemas.microsoft.com/office/word/2006/wordml" xmlns:wps="http://schemas.microsoft.com/office/word/2010/wordprocessingShape" mc:Ignorable="w14 w15 w16se w16cid w16 w16cex w16sdtdh wp14">
+<w:numbering xmlns:wpc="http://schemas.microsoft.com/office/word/2010/wordprocessingCanvas" xmlns:cx="http://schemas.microsoft.com/office/drawing/2014/chartex" xmlns:cx1="http://schemas.microsoft.com/office/drawing/2015/9/8/chartex" xmlns:cx2="http://schemas.microsoft.com/office/drawing/2015/10/21/chartex" xmlns:cx3="http://schemas.microsoft.com/office/drawing/2016/5/9/chartex" xmlns:cx4="http://schemas.microsoft.com/office/drawing/2016/5/10/chartex" xmlns:cx5="http://schemas.microsoft.com/office/drawing/2016/5/11/chartex" xmlns:cx6="http://schemas.microsoft.com/office/drawing/2016/5/12/chartex" xmlns:cx7="http://schemas.microsoft.com/office/drawing/2016/5/13/chartex" xmlns:cx8="http://schemas.microsoft.com/office/drawing/2016/5/14/chartex" xmlns:mc="http://schemas.openxmlformats.org/markup-compatibility/2006" xmlns:aink="http://schemas.microsoft.com/office/drawing/2016/ink" xmlns:am3d="http://schemas.microsoft.com/office/drawing/2017/model3d" xmlns:o="urn:schemas-microsoft-com:office:office" xmlns:oel="http://schemas.microsoft.com/office/2019/extlst" xmlns:r="http://schemas.openxmlformats.org/officeDocument/2006/relationships" xmlns:m="http://schemas.openxmlformats.org/officeDocument/2006/math" xmlns:v="urn:schemas-microsoft-com:vml" xmlns:wp14="http://schemas.microsoft.com/office/word/2010/wordprocessingDrawing" xmlns:wp="http://schemas.openxmlformats.org/drawingml/2006/wordprocessingDrawing" xmlns:w10="urn:schemas-microsoft-com:office:word" xmlns:w="http://schemas.openxmlformats.org/wordprocessingml/2006/main" xmlns:w14="http://schemas.microsoft.com/office/word/2010/wordml" xmlns:w15="http://schemas.microsoft.com/office/word/2012/wordml" xmlns:w16cex="http://schemas.microsoft.com/office/word/2018/wordml/cex" xmlns:w16cid="http://schemas.microsoft.com/office/word/2016/wordml/cid" xmlns:w16="http://schemas.microsoft.com/office/word/2018/wordml" xmlns:w16du="http://schemas.microsoft.com/office/word/2023/wordml/word16du" xmlns:w16sdtdh="http://schemas.microsoft.com/office/word/2020/wordml/sdtdatahash" xmlns:w16sdtfl="http://schemas.microsoft.com/office/word/2024/wordml/sdtformatlock" xmlns:w16se="http://schemas.microsoft.com/office/word/2015/wordml/symex" xmlns:wpg="http://schemas.microsoft.com/office/word/2010/wordprocessingGroup" xmlns:wpi="http://schemas.microsoft.com/office/word/2010/wordprocessingInk" xmlns:wne="http://schemas.microsoft.com/office/word/2006/wordml" xmlns:wps="http://schemas.microsoft.com/office/word/2010/wordprocessingShape" mc:Ignorable="w14 w15 w16se w16cid w16 w16cex w16sdtdh w16sdtfl w16du wp14">
   <w:abstractNum w:abstractNumId="0" w15:restartNumberingAfterBreak="0">
     <w:nsid w:val="FFFFFF7C"/>
     <w:multiLevelType w:val="singleLevel"/>
@@ -1162,7 +1166,7 @@
 </file>
 
 <file path=word/styles.xml><?xml version="1.0" encoding="utf-8"?>
-<w:styles xmlns:mc="http://schemas.openxmlformats.org/markup-compatibility/2006" xmlns:r="http://schemas.openxmlformats.org/officeDocument/2006/relationships" xmlns:w="http://schemas.openxmlformats.org/wordprocessingml/2006/main" xmlns:w14="http://schemas.microsoft.com/office/word/2010/wordml" xmlns:w15="http://schemas.microsoft.com/office/word/2012/wordml" xmlns:w16cex="http://schemas.microsoft.com/office/word/2018/wordml/cex" xmlns:w16cid="http://schemas.microsoft.com/office/word/2016/wordml/cid" xmlns:w16="http://schemas.microsoft.com/office/word/2018/wordml" xmlns:w16sdtdh="http://schemas.microsoft.com/office/word/2020/wordml/sdtdatahash" xmlns:w16se="http://schemas.microsoft.com/office/word/2015/wordml/symex" mc:Ignorable="w14 w15 w16se w16cid w16 w16cex w16sdtdh">
+<w:styles xmlns:mc="http://schemas.openxmlformats.org/markup-compatibility/2006" xmlns:r="http://schemas.openxmlformats.org/officeDocument/2006/relationships" xmlns:w="http://schemas.openxmlformats.org/wordprocessingml/2006/main" xmlns:w14="http://schemas.microsoft.com/office/word/2010/wordml" xmlns:w15="http://schemas.microsoft.com/office/word/2012/wordml" xmlns:w16cex="http://schemas.microsoft.com/office/word/2018/wordml/cex" xmlns:w16cid="http://schemas.microsoft.com/office/word/2016/wordml/cid" xmlns:w16="http://schemas.microsoft.com/office/word/2018/wordml" xmlns:w16du="http://schemas.microsoft.com/office/word/2023/wordml/word16du" xmlns:w16sdtdh="http://schemas.microsoft.com/office/word/2020/wordml/sdtdatahash" xmlns:w16sdtfl="http://schemas.microsoft.com/office/word/2024/wordml/sdtformatlock" xmlns:w16se="http://schemas.microsoft.com/office/word/2015/wordml/symex" mc:Ignorable="w14 w15 w16se w16cid w16 w16cex w16sdtdh w16sdtfl w16du">
   <w:docDefaults>
     <w:rPrDefault>
       <w:rPr>
@@ -1920,7 +1924,7 @@
     <w:link w:val="TitleChar"/>
     <w:uiPriority w:val="10"/>
     <w:qFormat/>
-    <w:rsid w:val="007106C8"/>
+    <w:rsid w:val="00E854FA"/>
     <w:pPr>
       <w:spacing w:after="300" w:line="240" w:lineRule="auto"/>
       <w:contextualSpacing/>
@@ -1930,7 +1934,7 @@
       <w:rFonts w:eastAsiaTheme="majorEastAsia" w:cstheme="majorBidi"/>
       <w:spacing w:val="5"/>
       <w:kern w:val="28"/>
-      <w:sz w:val="52"/>
+      <w:sz w:val="40"/>
       <w:szCs w:val="52"/>
       <w:lang w:val="sv-SE" w:eastAsia="en-US" w:bidi="ar-SA"/>
     </w:rPr>
@@ -1940,12 +1944,12 @@
     <w:basedOn w:val="DefaultParagraphFont"/>
     <w:link w:val="Title"/>
     <w:uiPriority w:val="10"/>
-    <w:rsid w:val="007106C8"/>
+    <w:rsid w:val="00E854FA"/>
     <w:rPr>
       <w:rFonts w:ascii="Times New Roman" w:eastAsiaTheme="majorEastAsia" w:hAnsi="Times New Roman" w:cstheme="majorBidi"/>
       <w:spacing w:val="5"/>
       <w:kern w:val="28"/>
-      <w:sz w:val="52"/>
+      <w:sz w:val="40"/>
       <w:szCs w:val="52"/>
       <w:lang w:val="sv-SE" w:eastAsia="en-US" w:bidi="ar-SA"/>
     </w:rPr>

--- a/klagomål/A 17606-2026 FSC-klagomål.docx
+++ b/klagomål/A 17606-2026 FSC-klagomål.docx
@@ -946,7 +946,7 @@
     <w:r>
       <w:tab/>
       <w:tab/>
-      <w:t>2026-06-18</w:t>
+      <w:t>2026-06-19</w:t>
       <w:br/>
       <w:br/>
     </w:r>

--- a/klagomål/A 17606-2026 FSC-klagomål.docx
+++ b/klagomål/A 17606-2026 FSC-klagomål.docx
@@ -946,7 +946,7 @@
     <w:r>
       <w:tab/>
       <w:tab/>
-      <w:t>2026-06-19</w:t>
+      <w:t>2026-06-20</w:t>
       <w:br/>
       <w:br/>
     </w:r>

--- a/klagomål/A 17606-2026 FSC-klagomål.docx
+++ b/klagomål/A 17606-2026 FSC-klagomål.docx
@@ -168,38 +168,7 @@
     </w:p>
     <w:p>
       <w:r>
-        <w:t>Detta dokument behandlar höga naturvärden i avverkningsanmälan A 17606-2026 i Krokoms kommun som inkom 2026-02-26 och omfattar 14,0 ha.</w:t>
-      </w:r>
-    </w:p>
-    <w:p>
-      <w:r>
-        <w:t>Nedan presenteras fynd av naturvårdsarter och fridlysta arter som gjorts i det avverkningsanmälda området, samt relevanta utdrag ur standarderna för FSC, Chain of Custody, Controlled Wood och PEFC. I BILAGA 1 finns artfakta om fridlysta arter.</w:t>
-      </w:r>
-    </w:p>
-    <w:p>
-      <w:r>
-        <w:t>Vi förväntar oss att ni återkommer med ett skriftligt svar på vårt klagomål och även beskriver vilka korrigerande åtgärder ni satt in för att rätta till identifierade brister i er efterlevnad av den svenska FSC standarden.</w:t>
-      </w:r>
-    </w:p>
-    <w:p>
-      <w:pPr>
-        <w:pStyle w:val="Heading1"/>
-      </w:pPr>
-      <w:r>
-        <w:t>Naturvårdsarter</w:t>
-      </w:r>
-    </w:p>
-    <w:p>
-      <w:r>
-        <w:t>I och inom 21 meter från avverkningsanmälan har följande 2 naturvårdsarter hittats: tretåig hackspett (NT, T, §4) och fläcknycklar (§8). Av dessa är 1 rödlistade. För rödlistade arter har rödlistekategorin angivits inom parentes. Typiska arter inom Natura 2000 som är kopplade till skogsekosystem har markerats med (T). För fridlysta arter anges även paragrafen i Artskyddsförordningen som arten är fridlyst enligt.</w:t>
-      </w:r>
-    </w:p>
-    <w:p>
-      <w:r>
-        <w:t>De påträffade naturvårdsarterna är ett tydligt kvitto på att det rör sig om en skog med höga naturvärden.</w:t>
-      </w:r>
-      <w:r>
-        <w:t xml:space="preserve"> I Figur 1 visas fyndplatser för naturvårdsarter i området, som finns registrerade på Artportalen.</w:t>
+        <w:t>Detta klagomål behandlar höga naturvärden i avverkningsanmälan A 17606-2026 i Krokoms kommun som inkom 2026-02-26 och omfattar 14,0 ha.</w:t>
       </w:r>
     </w:p>
     <w:p>
@@ -247,34 +216,35 @@
         <w:spacing w:after="240"/>
       </w:pPr>
       <w:r>
-        <w:t>Figur 1. Fyndplatser för naturvårdsarter i och inom 21 meter från avverkningsanmälan (röd linje). Markörer utan svart kant är placerade på fyndplatsen. Markörer med svart kant är placerade vid sidan av fyndplatsen och har ett svart streck som visar fyndplatsens exakta position. Kartans mittpunktskoordinat är N 7104467, E 462436 i SWEREF 99 TM.</w:t>
+        <w:t>Figur 1. Fyndplatser för naturvårdsarter i och inom 21 meter från avverkningsanmälan. Markörer utan svart kant är placerade på fyndplatsen. Markörer med svart kant är placerade vid sidan av fyndplatsen har ett svart streck som visar fyndplatsens exakta position. Kartans mittpunktskoordinat är N 7104467, E 462436 i SWEREF 99 TM.</w:t>
+      </w:r>
+    </w:p>
+    <w:p>
+      <w:r>
+        <w:t>I och inom 21 meter från avverkningsanmälan finns fynd av 2 naturvårdsarter, varav 1 är rödlistad, 2 är fridlysta och 1 är typisk (T): tretåig hackspett (NT, T, §4) och fläcknycklar (§8). Se Figur 1.</w:t>
+      </w:r>
+    </w:p>
+    <w:p>
+      <w:r>
+        <w:t>Nedan presenteras relevanta utdrag ur standarderna för FSC, Chain of Custody, Controlled Wood och PEFC.</w:t>
+      </w:r>
+    </w:p>
+    <w:p>
+      <w:r>
+        <w:t>Vi förväntar oss att ni återkommer med ett skriftligt svar på vårt klagomål och även beskriver vilka korrigerande åtgärder ni satt in för att rätta till identifierade brister i er efterlevnad av den svenska FSC standarden.</w:t>
       </w:r>
     </w:p>
     <w:p>
       <w:pPr>
-        <w:pStyle w:val="Heading2"/>
+        <w:pStyle w:val="Heading1"/>
       </w:pPr>
       <w:r>
-        <w:t>Fridlysta arter</w:t>
+        <w:t>Naturvårdsarter och fridlysta arter</w:t>
       </w:r>
     </w:p>
     <w:p>
       <w:r>
-        <w:t>Följande fridlysta arter har sina livsmiljöer och växtplatser i den avverkningsanmälda skogen: tretåig hackspett (NT, T, §4) och fläcknycklar (§8).</w:t>
-      </w:r>
-    </w:p>
-    <w:p>
-      <w:r>
-        <w:t xml:space="preserve">Observera att medlemsländerna är skyldiga att agera i enlighet med EU:s fågeldirektiv där det uttryckligen står att direktivet gäller för fåglar samt för deras ägg, bon och </w:t>
-      </w:r>
-      <w:r>
-        <w:rPr>
-          <w:b/>
-        </w:rPr>
-        <w:t xml:space="preserve">livsmiljöer </w:t>
-      </w:r>
-      <w:r>
-        <w:t>(artikel 1). Vidare att de åtgärder som vidtas inte får leda till en försämring av den nuvarande situationen beträffande bevarandet av de fågelarter som avses i artikel 1 (artikel 13). Fågeldirektivet är styrande för tillsynsansvariga myndigheters ärendehantering, ställningstaganden och beslutsfattande.</w:t>
+        <w:t>Nedan följer beskrivningar av de naturvårdsarter och fridlysta arter som har sina livsmiljöer och växtplatser i den avverkningsanmälda skogen. Se även ytterligare artfakta i BILAGA 1. De påträffade naturvårdsarterna är ett tydligt kvitto på att det rör sig om en skog med höga naturvärden.</w:t>
       </w:r>
     </w:p>
     <w:p>
@@ -304,11 +274,6 @@
       </w:r>
       <w:r>
         <w:t xml:space="preserve"> (Skogsstyrelsen, 2016; SLU Artdatabanken, 2024).</w:t>
-      </w:r>
-    </w:p>
-    <w:p>
-      <w:r>
-        <w:t>I BILAGA 1 finns mer detaljerad information om ekologi samt krav på livsmiljö hos fridlysta arter.</w:t>
       </w:r>
     </w:p>
     <w:p>
@@ -946,7 +911,7 @@
     <w:r>
       <w:tab/>
       <w:tab/>
-      <w:t>2026-06-20</w:t>
+      <w:t>2026-06-21</w:t>
       <w:br/>
       <w:br/>
     </w:r>

--- a/klagomål/A 17606-2026 FSC-klagomål.docx
+++ b/klagomål/A 17606-2026 FSC-klagomål.docx
@@ -911,7 +911,7 @@
     <w:r>
       <w:tab/>
       <w:tab/>
-      <w:t>2026-06-21</w:t>
+      <w:t>2026-06-22</w:t>
       <w:br/>
       <w:br/>
     </w:r>

--- a/klagomål/A 17606-2026 FSC-klagomål.docx
+++ b/klagomål/A 17606-2026 FSC-klagomål.docx
@@ -911,7 +911,7 @@
     <w:r>
       <w:tab/>
       <w:tab/>
-      <w:t>2026-06-22</w:t>
+      <w:t>2026-06-23</w:t>
       <w:br/>
       <w:br/>
     </w:r>

--- a/klagomål/A 17606-2026 FSC-klagomål.docx
+++ b/klagomål/A 17606-2026 FSC-klagomål.docx
@@ -911,7 +911,7 @@
     <w:r>
       <w:tab/>
       <w:tab/>
-      <w:t>2026-06-23</w:t>
+      <w:t>2026-06-24</w:t>
       <w:br/>
       <w:br/>
     </w:r>

--- a/klagomål/A 17606-2026 FSC-klagomål.docx
+++ b/klagomål/A 17606-2026 FSC-klagomål.docx
@@ -911,7 +911,7 @@
     <w:r>
       <w:tab/>
       <w:tab/>
-      <w:t>2026-06-24</w:t>
+      <w:t>2026-06-25</w:t>
       <w:br/>
       <w:br/>
     </w:r>

--- a/klagomål/A 17606-2026 FSC-klagomål.docx
+++ b/klagomål/A 17606-2026 FSC-klagomål.docx
@@ -911,7 +911,7 @@
     <w:r>
       <w:tab/>
       <w:tab/>
-      <w:t>2026-06-25</w:t>
+      <w:t>2026-06-26</w:t>
       <w:br/>
       <w:br/>
     </w:r>

--- a/klagomål/A 17606-2026 FSC-klagomål.docx
+++ b/klagomål/A 17606-2026 FSC-klagomål.docx
@@ -911,7 +911,7 @@
     <w:r>
       <w:tab/>
       <w:tab/>
-      <w:t>2026-06-26</w:t>
+      <w:t>2026-06-27</w:t>
       <w:br/>
       <w:br/>
     </w:r>

--- a/klagomål/A 17606-2026 FSC-klagomål.docx
+++ b/klagomål/A 17606-2026 FSC-klagomål.docx
@@ -911,7 +911,7 @@
     <w:r>
       <w:tab/>
       <w:tab/>
-      <w:t>2026-06-27</w:t>
+      <w:t>2026-06-28</w:t>
       <w:br/>
       <w:br/>
     </w:r>

--- a/klagomål/A 17606-2026 FSC-klagomål.docx
+++ b/klagomål/A 17606-2026 FSC-klagomål.docx
@@ -911,7 +911,7 @@
     <w:r>
       <w:tab/>
       <w:tab/>
-      <w:t>2026-06-28</w:t>
+      <w:t>2026-06-29</w:t>
       <w:br/>
       <w:br/>
     </w:r>

--- a/klagomål/A 17606-2026 FSC-klagomål.docx
+++ b/klagomål/A 17606-2026 FSC-klagomål.docx
@@ -911,7 +911,7 @@
     <w:r>
       <w:tab/>
       <w:tab/>
-      <w:t>2026-06-29</w:t>
+      <w:t>2026-06-30</w:t>
       <w:br/>
       <w:br/>
     </w:r>

--- a/klagomål/A 17606-2026 FSC-klagomål.docx
+++ b/klagomål/A 17606-2026 FSC-klagomål.docx
@@ -911,7 +911,7 @@
     <w:r>
       <w:tab/>
       <w:tab/>
-      <w:t>2026-06-30</w:t>
+      <w:t>2026-07-01</w:t>
       <w:br/>
       <w:br/>
     </w:r>

--- a/klagomål/A 17606-2026 FSC-klagomål.docx
+++ b/klagomål/A 17606-2026 FSC-klagomål.docx
@@ -911,7 +911,7 @@
     <w:r>
       <w:tab/>
       <w:tab/>
-      <w:t>2026-07-01</w:t>
+      <w:t>2026-07-02</w:t>
       <w:br/>
       <w:br/>
     </w:r>

--- a/klagomål/A 17606-2026 FSC-klagomål.docx
+++ b/klagomål/A 17606-2026 FSC-klagomål.docx
@@ -911,7 +911,7 @@
     <w:r>
       <w:tab/>
       <w:tab/>
-      <w:t>2026-07-13</w:t>
+      <w:t>2026-07-14</w:t>
       <w:br/>
       <w:br/>
     </w:r>

--- a/klagomål/A 17606-2026 FSC-klagomål.docx
+++ b/klagomål/A 17606-2026 FSC-klagomål.docx
@@ -911,7 +911,7 @@
     <w:r>
       <w:tab/>
       <w:tab/>
-      <w:t>2026-07-14</w:t>
+      <w:t>2026-07-15</w:t>
       <w:br/>
       <w:br/>
     </w:r>

--- a/klagomål/A 17606-2026 FSC-klagomål.docx
+++ b/klagomål/A 17606-2026 FSC-klagomål.docx
@@ -911,7 +911,7 @@
     <w:r>
       <w:tab/>
       <w:tab/>
-      <w:t>2026-07-15</w:t>
+      <w:t>2026-07-16</w:t>
       <w:br/>
       <w:br/>
     </w:r>

--- a/klagomål/A 17606-2026 FSC-klagomål.docx
+++ b/klagomål/A 17606-2026 FSC-klagomål.docx
@@ -911,7 +911,7 @@
     <w:r>
       <w:tab/>
       <w:tab/>
-      <w:t>2026-07-16</w:t>
+      <w:t>2026-07-17</w:t>
       <w:br/>
       <w:br/>
     </w:r>

--- a/klagomål/A 17606-2026 FSC-klagomål.docx
+++ b/klagomål/A 17606-2026 FSC-klagomål.docx
@@ -911,7 +911,7 @@
     <w:r>
       <w:tab/>
       <w:tab/>
-      <w:t>2026-07-17</w:t>
+      <w:t>2026-07-18</w:t>
       <w:br/>
       <w:br/>
     </w:r>

--- a/klagomål/A 17606-2026 FSC-klagomål.docx
+++ b/klagomål/A 17606-2026 FSC-klagomål.docx
@@ -911,7 +911,7 @@
     <w:r>
       <w:tab/>
       <w:tab/>
-      <w:t>2026-07-18</w:t>
+      <w:t>2026-07-19</w:t>
       <w:br/>
       <w:br/>
     </w:r>

--- a/klagomål/A 17606-2026 FSC-klagomål.docx
+++ b/klagomål/A 17606-2026 FSC-klagomål.docx
@@ -911,7 +911,7 @@
     <w:r>
       <w:tab/>
       <w:tab/>
-      <w:t>2026-07-19</w:t>
+      <w:t>2026-07-20</w:t>
       <w:br/>
       <w:br/>
     </w:r>

--- a/klagomål/A 17606-2026 FSC-klagomål.docx
+++ b/klagomål/A 17606-2026 FSC-klagomål.docx
@@ -911,7 +911,7 @@
     <w:r>
       <w:tab/>
       <w:tab/>
-      <w:t>2026-07-20</w:t>
+      <w:t>2026-07-21</w:t>
       <w:br/>
       <w:br/>
     </w:r>

--- a/klagomål/A 17606-2026 FSC-klagomål.docx
+++ b/klagomål/A 17606-2026 FSC-klagomål.docx
@@ -911,7 +911,7 @@
     <w:r>
       <w:tab/>
       <w:tab/>
-      <w:t>2026-07-21</w:t>
+      <w:t>2026-07-22</w:t>
       <w:br/>
       <w:br/>
     </w:r>

--- a/klagomål/A 17606-2026 FSC-klagomål.docx
+++ b/klagomål/A 17606-2026 FSC-klagomål.docx
@@ -911,7 +911,7 @@
     <w:r>
       <w:tab/>
       <w:tab/>
-      <w:t>2026-07-22</w:t>
+      <w:t>2026-07-23</w:t>
       <w:br/>
       <w:br/>
     </w:r>

--- a/klagomål/A 17606-2026 FSC-klagomål.docx
+++ b/klagomål/A 17606-2026 FSC-klagomål.docx
@@ -911,7 +911,7 @@
     <w:r>
       <w:tab/>
       <w:tab/>
-      <w:t>2026-07-23</w:t>
+      <w:t>2026-07-24</w:t>
       <w:br/>
       <w:br/>
     </w:r>

--- a/klagomål/A 17606-2026 FSC-klagomål.docx
+++ b/klagomål/A 17606-2026 FSC-klagomål.docx
@@ -911,7 +911,7 @@
     <w:r>
       <w:tab/>
       <w:tab/>
-      <w:t>2026-07-24</w:t>
+      <w:t>2026-07-25</w:t>
       <w:br/>
       <w:br/>
     </w:r>

--- a/klagomål/A 17606-2026 FSC-klagomål.docx
+++ b/klagomål/A 17606-2026 FSC-klagomål.docx
@@ -911,7 +911,7 @@
     <w:r>
       <w:tab/>
       <w:tab/>
-      <w:t>2026-07-25</w:t>
+      <w:t>2026-07-26</w:t>
       <w:br/>
       <w:br/>
     </w:r>

--- a/klagomål/A 17606-2026 FSC-klagomål.docx
+++ b/klagomål/A 17606-2026 FSC-klagomål.docx
@@ -911,7 +911,7 @@
     <w:r>
       <w:tab/>
       <w:tab/>
-      <w:t>2026-07-26</w:t>
+      <w:t>2026-07-27</w:t>
       <w:br/>
       <w:br/>
     </w:r>

--- a/klagomål/A 17606-2026 FSC-klagomål.docx
+++ b/klagomål/A 17606-2026 FSC-klagomål.docx
@@ -911,7 +911,7 @@
     <w:r>
       <w:tab/>
       <w:tab/>
-      <w:t>2026-07-27</w:t>
+      <w:t>2026-07-28</w:t>
       <w:br/>
       <w:br/>
     </w:r>

--- a/klagomål/A 17606-2026 FSC-klagomål.docx
+++ b/klagomål/A 17606-2026 FSC-klagomål.docx
@@ -911,7 +911,7 @@
     <w:r>
       <w:tab/>
       <w:tab/>
-      <w:t>2026-07-28</w:t>
+      <w:t>2026-07-29</w:t>
       <w:br/>
       <w:br/>
     </w:r>

--- a/klagomål/A 17606-2026 FSC-klagomål.docx
+++ b/klagomål/A 17606-2026 FSC-klagomål.docx
@@ -911,7 +911,7 @@
     <w:r>
       <w:tab/>
       <w:tab/>
-      <w:t>2026-07-29</w:t>
+      <w:t>2026-07-30</w:t>
       <w:br/>
       <w:br/>
     </w:r>

--- a/klagomål/A 17606-2026 FSC-klagomål.docx
+++ b/klagomål/A 17606-2026 FSC-klagomål.docx
@@ -911,7 +911,7 @@
     <w:r>
       <w:tab/>
       <w:tab/>
-      <w:t>2026-07-30</w:t>
+      <w:t>2026-07-31</w:t>
       <w:br/>
       <w:br/>
     </w:r>

--- a/klagomål/A 17606-2026 FSC-klagomål.docx
+++ b/klagomål/A 17606-2026 FSC-klagomål.docx
@@ -911,7 +911,7 @@
     <w:r>
       <w:tab/>
       <w:tab/>
-      <w:t>2026-07-31</w:t>
+      <w:t>2026-08-01</w:t>
       <w:br/>
       <w:br/>
     </w:r>

--- a/klagomål/A 17606-2026 FSC-klagomål.docx
+++ b/klagomål/A 17606-2026 FSC-klagomål.docx
@@ -911,7 +911,7 @@
     <w:r>
       <w:tab/>
       <w:tab/>
-      <w:t>2026-08-01</w:t>
+      <w:t>2026-08-02</w:t>
       <w:br/>
       <w:br/>
     </w:r>

--- a/klagomål/A 17606-2026 FSC-klagomål.docx
+++ b/klagomål/A 17606-2026 FSC-klagomål.docx
@@ -911,7 +911,7 @@
     <w:r>
       <w:tab/>
       <w:tab/>
-      <w:t>2026-08-02</w:t>
+      <w:t>2026-08-03</w:t>
       <w:br/>
       <w:br/>
     </w:r>

--- a/klagomål/A 17606-2026 FSC-klagomål.docx
+++ b/klagomål/A 17606-2026 FSC-klagomål.docx
@@ -911,7 +911,7 @@
     <w:r>
       <w:tab/>
       <w:tab/>
-      <w:t>2026-08-03</w:t>
+      <w:t>2026-08-05</w:t>
       <w:br/>
       <w:br/>
     </w:r>

--- a/klagomål/A 17606-2026 FSC-klagomål.docx
+++ b/klagomål/A 17606-2026 FSC-klagomål.docx
@@ -911,7 +911,7 @@
     <w:r>
       <w:tab/>
       <w:tab/>
-      <w:t>2026-08-05</w:t>
+      <w:t>2026-08-07</w:t>
       <w:br/>
       <w:br/>
     </w:r>

--- a/klagomål/A 17606-2026 FSC-klagomål.docx
+++ b/klagomål/A 17606-2026 FSC-klagomål.docx
@@ -911,7 +911,7 @@
     <w:r>
       <w:tab/>
       <w:tab/>
-      <w:t>2026-08-07</w:t>
+      <w:t>2026-08-08</w:t>
       <w:br/>
       <w:br/>
     </w:r>

--- a/klagomål/A 17606-2026 FSC-klagomål.docx
+++ b/klagomål/A 17606-2026 FSC-klagomål.docx
@@ -216,7 +216,7 @@
         <w:spacing w:after="240"/>
       </w:pPr>
       <w:r>
-        <w:t>Figur 1. Fyndplatser för naturvårdsarter i och inom 21 meter från avverkningsanmälan. Markörer utan svart kant är placerade på fyndplatsen. Markörer med svart kant är placerade vid sidan av fyndplatsen har ett svart streck som visar fyndplatsens exakta position. Kartans mittpunktskoordinat är N 7104467, E 462436 i SWEREF 99 TM.</w:t>
+        <w:t>Figur 1. Fyndplatser för naturvårdsarter i och inom 21 meter från avverkningsanmälan. Markörer utan svart kant är placerade på fyndplatsen. Markörer med svart kant är placerade vid sidan av fyndplatsen och har ett svart streck som visar fyndplatsens exakta position. Kartans mittpunktskoordinat är N 7104467, E 462436 i SWEREF 99 TM.</w:t>
       </w:r>
     </w:p>
     <w:p>
@@ -911,7 +911,7 @@
     <w:r>
       <w:tab/>
       <w:tab/>
-      <w:t>2026-08-14</w:t>
+      <w:t>2026-08-15</w:t>
       <w:br/>
       <w:br/>
     </w:r>

--- a/klagomål/A 17606-2026 FSC-klagomål.docx
+++ b/klagomål/A 17606-2026 FSC-klagomål.docx
@@ -911,7 +911,7 @@
     <w:r>
       <w:tab/>
       <w:tab/>
-      <w:t>2026-08-15</w:t>
+      <w:t>2026-08-16</w:t>
       <w:br/>
       <w:br/>
     </w:r>

--- a/klagomål/A 17606-2026 FSC-klagomål.docx
+++ b/klagomål/A 17606-2026 FSC-klagomål.docx
@@ -911,7 +911,7 @@
     <w:r>
       <w:tab/>
       <w:tab/>
-      <w:t>2026-08-16</w:t>
+      <w:t>2026-08-17</w:t>
       <w:br/>
       <w:br/>
     </w:r>

--- a/klagomål/A 17606-2026 FSC-klagomål.docx
+++ b/klagomål/A 17606-2026 FSC-klagomål.docx
@@ -911,7 +911,7 @@
     <w:r>
       <w:tab/>
       <w:tab/>
-      <w:t>2026-08-17</w:t>
+      <w:t>2026-08-18</w:t>
       <w:br/>
       <w:br/>
     </w:r>

--- a/klagomål/A 17606-2026 FSC-klagomål.docx
+++ b/klagomål/A 17606-2026 FSC-klagomål.docx
@@ -911,7 +911,7 @@
     <w:r>
       <w:tab/>
       <w:tab/>
-      <w:t>2026-08-18</w:t>
+      <w:t>2026-08-19</w:t>
       <w:br/>
       <w:br/>
     </w:r>

--- a/klagomål/A 17606-2026 FSC-klagomål.docx
+++ b/klagomål/A 17606-2026 FSC-klagomål.docx
@@ -911,7 +911,7 @@
     <w:r>
       <w:tab/>
       <w:tab/>
-      <w:t>2026-08-19</w:t>
+      <w:t>2026-08-20</w:t>
       <w:br/>
       <w:br/>
     </w:r>

--- a/klagomål/A 17606-2026 FSC-klagomål.docx
+++ b/klagomål/A 17606-2026 FSC-klagomål.docx
@@ -911,7 +911,7 @@
     <w:r>
       <w:tab/>
       <w:tab/>
-      <w:t>2026-08-20</w:t>
+      <w:t>2026-08-21</w:t>
       <w:br/>
       <w:br/>
     </w:r>

--- a/klagomål/A 17606-2026 FSC-klagomål.docx
+++ b/klagomål/A 17606-2026 FSC-klagomål.docx
@@ -911,7 +911,7 @@
     <w:r>
       <w:tab/>
       <w:tab/>
-      <w:t>2026-08-21</w:t>
+      <w:t>2026-08-22</w:t>
       <w:br/>
       <w:br/>
     </w:r>

--- a/klagomål/A 17606-2026 FSC-klagomål.docx
+++ b/klagomål/A 17606-2026 FSC-klagomål.docx
@@ -911,7 +911,7 @@
     <w:r>
       <w:tab/>
       <w:tab/>
-      <w:t>2026-08-22</w:t>
+      <w:t>2026-08-23</w:t>
       <w:br/>
       <w:br/>
     </w:r>

--- a/klagomål/A 17606-2026 FSC-klagomål.docx
+++ b/klagomål/A 17606-2026 FSC-klagomål.docx
@@ -911,7 +911,7 @@
     <w:r>
       <w:tab/>
       <w:tab/>
-      <w:t>2026-08-23</w:t>
+      <w:t>2026-08-24</w:t>
       <w:br/>
       <w:br/>
     </w:r>

--- a/klagomål/A 17606-2026 FSC-klagomål.docx
+++ b/klagomål/A 17606-2026 FSC-klagomål.docx
@@ -911,7 +911,7 @@
     <w:r>
       <w:tab/>
       <w:tab/>
-      <w:t>2026-08-24</w:t>
+      <w:t>2026-08-25</w:t>
       <w:br/>
       <w:br/>
     </w:r>

--- a/klagomål/A 17606-2026 FSC-klagomål.docx
+++ b/klagomål/A 17606-2026 FSC-klagomål.docx
@@ -911,7 +911,7 @@
     <w:r>
       <w:tab/>
       <w:tab/>
-      <w:t>2026-08-25</w:t>
+      <w:t>2026-08-26</w:t>
       <w:br/>
       <w:br/>
     </w:r>

--- a/klagomål/A 17606-2026 FSC-klagomål.docx
+++ b/klagomål/A 17606-2026 FSC-klagomål.docx
@@ -911,7 +911,7 @@
     <w:r>
       <w:tab/>
       <w:tab/>
-      <w:t>2026-08-26</w:t>
+      <w:t>2026-08-27</w:t>
       <w:br/>
       <w:br/>
     </w:r>

--- a/klagomål/A 17606-2026 FSC-klagomål.docx
+++ b/klagomål/A 17606-2026 FSC-klagomål.docx
@@ -911,7 +911,7 @@
     <w:r>
       <w:tab/>
       <w:tab/>
-      <w:t>2026-08-27</w:t>
+      <w:t>2026-08-28</w:t>
       <w:br/>
       <w:br/>
     </w:r>

--- a/klagomål/A 17606-2026 FSC-klagomål.docx
+++ b/klagomål/A 17606-2026 FSC-klagomål.docx
@@ -911,7 +911,7 @@
     <w:r>
       <w:tab/>
       <w:tab/>
-      <w:t>2026-08-28</w:t>
+      <w:t>2026-08-29</w:t>
       <w:br/>
       <w:br/>
     </w:r>

--- a/klagomål/A 17606-2026 FSC-klagomål.docx
+++ b/klagomål/A 17606-2026 FSC-klagomål.docx
@@ -911,7 +911,7 @@
     <w:r>
       <w:tab/>
       <w:tab/>
-      <w:t>2026-08-29</w:t>
+      <w:t>2026-08-31</w:t>
       <w:br/>
       <w:br/>
     </w:r>

--- a/klagomål/A 17606-2026 FSC-klagomål.docx
+++ b/klagomål/A 17606-2026 FSC-klagomål.docx
@@ -911,7 +911,7 @@
     <w:r>
       <w:tab/>
       <w:tab/>
-      <w:t>2026-08-31</w:t>
+      <w:t>2026-09-01</w:t>
       <w:br/>
       <w:br/>
     </w:r>

--- a/klagomål/A 17606-2026 FSC-klagomål.docx
+++ b/klagomål/A 17606-2026 FSC-klagomål.docx
@@ -911,7 +911,7 @@
     <w:r>
       <w:tab/>
       <w:tab/>
-      <w:t>2026-09-01</w:t>
+      <w:t>2026-09-02</w:t>
       <w:br/>
       <w:br/>
     </w:r>

--- a/klagomål/A 17606-2026 FSC-klagomål.docx
+++ b/klagomål/A 17606-2026 FSC-klagomål.docx
@@ -911,7 +911,7 @@
     <w:r>
       <w:tab/>
       <w:tab/>
-      <w:t>2026-09-02</w:t>
+      <w:t>2026-09-03</w:t>
       <w:br/>
       <w:br/>
     </w:r>

--- a/klagomål/A 17606-2026 FSC-klagomål.docx
+++ b/klagomål/A 17606-2026 FSC-klagomål.docx
@@ -911,7 +911,7 @@
     <w:r>
       <w:tab/>
       <w:tab/>
-      <w:t>2026-09-03</w:t>
+      <w:t>2026-09-04</w:t>
       <w:br/>
       <w:br/>
     </w:r>

--- a/klagomål/A 17606-2026 FSC-klagomål.docx
+++ b/klagomål/A 17606-2026 FSC-klagomål.docx
@@ -911,7 +911,7 @@
     <w:r>
       <w:tab/>
       <w:tab/>
-      <w:t>2026-09-04</w:t>
+      <w:t>2026-09-05</w:t>
       <w:br/>
       <w:br/>
     </w:r>

--- a/klagomål/A 17606-2026 FSC-klagomål.docx
+++ b/klagomål/A 17606-2026 FSC-klagomål.docx
@@ -911,7 +911,7 @@
     <w:r>
       <w:tab/>
       <w:tab/>
-      <w:t>2026-09-05</w:t>
+      <w:t>2026-09-06</w:t>
       <w:br/>
       <w:br/>
     </w:r>

--- a/klagomål/A 17606-2026 FSC-klagomål.docx
+++ b/klagomål/A 17606-2026 FSC-klagomål.docx
@@ -911,7 +911,7 @@
     <w:r>
       <w:tab/>
       <w:tab/>
-      <w:t>2026-09-06</w:t>
+      <w:t>2026-09-07</w:t>
       <w:br/>
       <w:br/>
     </w:r>

--- a/klagomål/A 17606-2026 FSC-klagomål.docx
+++ b/klagomål/A 17606-2026 FSC-klagomål.docx
@@ -911,7 +911,7 @@
     <w:r>
       <w:tab/>
       <w:tab/>
-      <w:t>2026-09-07</w:t>
+      <w:t>2026-09-08</w:t>
       <w:br/>
       <w:br/>
     </w:r>

--- a/klagomål/A 17606-2026 FSC-klagomål.docx
+++ b/klagomål/A 17606-2026 FSC-klagomål.docx
@@ -911,7 +911,7 @@
     <w:r>
       <w:tab/>
       <w:tab/>
-      <w:t>2026-09-08</w:t>
+      <w:t>2026-09-09</w:t>
       <w:br/>
       <w:br/>
     </w:r>

--- a/klagomål/A 17606-2026 FSC-klagomål.docx
+++ b/klagomål/A 17606-2026 FSC-klagomål.docx
@@ -911,7 +911,7 @@
     <w:r>
       <w:tab/>
       <w:tab/>
-      <w:t>2026-09-09</w:t>
+      <w:t>2026-09-10</w:t>
       <w:br/>
       <w:br/>
     </w:r>

--- a/klagomål/A 17606-2026 FSC-klagomål.docx
+++ b/klagomål/A 17606-2026 FSC-klagomål.docx
@@ -911,7 +911,7 @@
     <w:r>
       <w:tab/>
       <w:tab/>
-      <w:t>2026-09-10</w:t>
+      <w:t>2026-09-11</w:t>
       <w:br/>
       <w:br/>
     </w:r>

--- a/klagomål/A 17606-2026 FSC-klagomål.docx
+++ b/klagomål/A 17606-2026 FSC-klagomål.docx
@@ -911,7 +911,7 @@
     <w:r>
       <w:tab/>
       <w:tab/>
-      <w:t>2026-09-11</w:t>
+      <w:t>2026-09-12</w:t>
       <w:br/>
       <w:br/>
     </w:r>

--- a/klagomål/A 17606-2026 FSC-klagomål.docx
+++ b/klagomål/A 17606-2026 FSC-klagomål.docx
@@ -911,7 +911,7 @@
     <w:r>
       <w:tab/>
       <w:tab/>
-      <w:t>2026-09-12</w:t>
+      <w:t>2026-09-13</w:t>
       <w:br/>
       <w:br/>
     </w:r>
